--- a/DOCS/carving-swept-subtraction.docx
+++ b/DOCS/carving-swept-subtraction.docx
@@ -5306,7 +5306,7 @@
     </w:p>
     <w:bookmarkEnd w:id="61"/>
     <w:bookmarkEnd w:id="62"/>
-    <w:bookmarkStart w:id="68" w:name="results"/>
+    <w:bookmarkStart w:id="71" w:name="results"/>
     <w:p>
       <w:pPr>
         <w:pStyle w:val="Heading2"/>
@@ -5851,7 +5851,7 @@
         <w:t xml:space="preserve">bit-exact. Tube pruning of §3.6 is applied on top of that swept baseline.</w:t>
       </w:r>
     </w:p>
-    <w:bookmarkStart w:id="66" w:name="X4fd69d9057cb8b0e068bcf29946e6167fc3f833"/>
+    <w:bookmarkStart w:id="69" w:name="X4fd69d9057cb8b0e068bcf29946e6167fc3f833"/>
     <w:p>
       <w:pPr>
         <w:pStyle w:val="Heading3"/>
@@ -6762,8 +6762,97 @@
         <w:t xml:space="preserve">.</w:t>
       </w:r>
     </w:p>
-    <w:bookmarkEnd w:id="66"/>
-    <w:bookmarkStart w:id="67" w:name="working-set-a-sparse-tiled-study"/>
+    <w:p>
+      <w:pPr>
+        <w:pStyle w:val="CaptionedFigure"/>
+      </w:pPr>
+      <w:r>
+        <w:drawing>
+          <wp:inline>
+            <wp:extent cx="5334000" cy="2861082"/>
+            <wp:effectExtent b="0" l="0" r="0" t="0"/>
+            <wp:docPr descr="Figure 9. Net carving time per machining workload and refinement level (log scale). S0→S1 (grey→blue) is the established swept method’s uniform ~12× gain over per-step stamping; S1→S2 (blue→green) is this work’s tube-pruning + in-air skip — it pays where the dispatch over-covers (45° raster 2.82×, air-heavy 2.15×), is neutral on axis-aligned work, and costs a little on the dense finishing raster." title="" id="67" name="Picture"/>
+            <a:graphic>
+              <a:graphicData uri="http://schemas.openxmlformats.org/drawingml/2006/picture">
+                <pic:pic>
+                  <pic:nvPicPr>
+                    <pic:cNvPr descr="/home/nicola/Documents/development/autocam/DOCS/figures/fig9_matrix.emf" id="68" name="Picture"/>
+                    <pic:cNvPicPr>
+                      <a:picLocks noChangeArrowheads="1" noChangeAspect="1"/>
+                    </pic:cNvPicPr>
+                  </pic:nvPicPr>
+                  <pic:blipFill>
+                    <a:blip r:embed="rId66"/>
+                    <a:stretch>
+                      <a:fillRect/>
+                    </a:stretch>
+                  </pic:blipFill>
+                  <pic:spPr bwMode="auto">
+                    <a:xfrm>
+                      <a:off x="0" y="0"/>
+                      <a:ext cx="5334000" cy="2861082"/>
+                    </a:xfrm>
+                    <a:prstGeom prst="rect">
+                      <a:avLst/>
+                    </a:prstGeom>
+                    <a:noFill/>
+                    <a:ln w="9525">
+                      <a:noFill/>
+                      <a:headEnd/>
+                      <a:tailEnd/>
+                    </a:ln>
+                  </pic:spPr>
+                </pic:pic>
+              </a:graphicData>
+            </a:graphic>
+          </wp:inline>
+        </w:drawing>
+      </w:r>
+    </w:p>
+    <w:p>
+      <w:pPr>
+        <w:pStyle w:val="ImageCaption"/>
+      </w:pPr>
+      <w:r>
+        <w:rPr>
+          <w:bCs/>
+          <w:b/>
+        </w:rPr>
+        <w:t xml:space="preserve">Figure 9.</w:t>
+      </w:r>
+      <w:r>
+        <w:t xml:space="preserve"> </w:t>
+      </w:r>
+      <w:r>
+        <w:t xml:space="preserve">Net carving time per machining workload and refinement level (log scale). S0→S1</w:t>
+      </w:r>
+      <w:r>
+        <w:t xml:space="preserve"> </w:t>
+      </w:r>
+      <w:r>
+        <w:t xml:space="preserve">(grey→blue) is the established swept method’s uniform ~12× gain over per-step stamping; S1→S2</w:t>
+      </w:r>
+      <w:r>
+        <w:t xml:space="preserve"> </w:t>
+      </w:r>
+      <w:r>
+        <w:t xml:space="preserve">(blue→green) is this work’s tube-pruning + in-air skip — it pays where the dispatch over-covers (45°</w:t>
+      </w:r>
+      <w:r>
+        <w:t xml:space="preserve"> </w:t>
+      </w:r>
+      <w:r>
+        <w:t xml:space="preserve">raster 2.82×, air-heavy 2.15×), is neutral on axis-aligned work, and costs a little on the dense</w:t>
+      </w:r>
+      <w:r>
+        <w:t xml:space="preserve"> </w:t>
+      </w:r>
+      <w:r>
+        <w:t xml:space="preserve">finishing raster.</w:t>
+      </w:r>
+    </w:p>
+    <w:bookmarkEnd w:id="69"/>
+    <w:bookmarkStart w:id="70" w:name="working-set-a-sparse-tiled-study"/>
     <w:p>
       <w:pPr>
         <w:pStyle w:val="Heading3"/>
@@ -6993,9 +7082,9 @@
         </w:pict>
       </w:r>
     </w:p>
-    <w:bookmarkEnd w:id="67"/>
-    <w:bookmarkEnd w:id="68"/>
-    <w:bookmarkStart w:id="69" w:name="discussion"/>
+    <w:bookmarkEnd w:id="70"/>
+    <w:bookmarkEnd w:id="71"/>
+    <w:bookmarkStart w:id="72" w:name="discussion"/>
     <w:p>
       <w:pPr>
         <w:pStyle w:val="Heading2"/>
@@ -7613,8 +7702,8 @@
         </w:pict>
       </w:r>
     </w:p>
-    <w:bookmarkEnd w:id="69"/>
-    <w:bookmarkStart w:id="70" w:name="conclusions"/>
+    <w:bookmarkEnd w:id="72"/>
+    <w:bookmarkStart w:id="73" w:name="conclusions"/>
     <w:p>
       <w:pPr>
         <w:pStyle w:val="Heading2"/>
@@ -7721,8 +7810,8 @@
         </w:pict>
       </w:r>
     </w:p>
-    <w:bookmarkEnd w:id="70"/>
-    <w:bookmarkStart w:id="71" w:name="appendix-a.-terminology"/>
+    <w:bookmarkEnd w:id="73"/>
+    <w:bookmarkStart w:id="74" w:name="appendix-a.-terminology"/>
     <w:p>
       <w:pPr>
         <w:pStyle w:val="Heading2"/>
@@ -8741,8 +8830,8 @@
         </w:pict>
       </w:r>
     </w:p>
-    <w:bookmarkEnd w:id="71"/>
-    <w:bookmarkStart w:id="72" w:name="references"/>
+    <w:bookmarkEnd w:id="74"/>
+    <w:bookmarkStart w:id="75" w:name="references"/>
     <w:p>
       <w:pPr>
         <w:pStyle w:val="Heading2"/>
@@ -9111,7 +9200,7 @@
         <w:t xml:space="preserve">Computer Graphics Forum, 27(8):2028–2039, 2008.</w:t>
       </w:r>
     </w:p>
-    <w:bookmarkEnd w:id="72"/>
+    <w:bookmarkEnd w:id="75"/>
     <w:sectPr/>
   </w:body>
 </w:document>

--- a/DOCS/carving-swept-subtraction.docx
+++ b/DOCS/carving-swept-subtraction.docx
@@ -311,7 +311,57 @@
         <w:t xml:space="preserve"> </w:t>
       </w:r>
       <w:r>
-        <w:t xml:space="preserve">without ever materializing the swept volume), we introduce</w:t>
+        <w:t xml:space="preserve">without ever materializing the swept volume), we quantify two further wins.</w:t>
+      </w:r>
+      <w:r>
+        <w:t xml:space="preserve"> </w:t>
+      </w:r>
+      <w:r>
+        <w:rPr>
+          <w:bCs/>
+          <w:b/>
+        </w:rPr>
+        <w:t xml:space="preserve">Fusing</w:t>
+      </w:r>
+      <w:r>
+        <w:t xml:space="preserve"> </w:t>
+      </w:r>
+      <w:r>
+        <w:t xml:space="preserve">the subtraction —</w:t>
+      </w:r>
+      <w:r>
+        <w:t xml:space="preserve"> </w:t>
+      </w:r>
+      <w:r>
+        <w:t xml:space="preserve">rather than writing the swept volume to a separate buffer and subtracting it in a second pass — is</w:t>
+      </w:r>
+      <w:r>
+        <w:t xml:space="preserve"> </w:t>
+      </w:r>
+      <w:r>
+        <w:t xml:space="preserve">≈1.9× faster and</w:t>
+      </w:r>
+      <w:r>
+        <w:t xml:space="preserve"> </w:t>
+      </w:r>
+      <w:r>
+        <w:rPr>
+          <w:bCs/>
+          <w:b/>
+        </w:rPr>
+        <w:t xml:space="preserve">halves resident memory</w:t>
+      </w:r>
+      <w:r>
+        <w:t xml:space="preserve"> </w:t>
+      </w:r>
+      <w:r>
+        <w:t xml:space="preserve">(measured by A/B against a full external-buffer</w:t>
+      </w:r>
+      <w:r>
+        <w:t xml:space="preserve"> </w:t>
+      </w:r>
+      <w:r>
+        <w:t xml:space="preserve">implementation). And</w:t>
       </w:r>
       <w:r>
         <w:t xml:space="preserve"> </w:t>
@@ -324,25 +374,19 @@
         <w:t xml:space="preserve">tube pruning</w:t>
       </w:r>
       <w:r>
-        <w:t xml:space="preserve">: because the GPU dispatch</w:t>
-      </w:r>
-      <w:r>
-        <w:t xml:space="preserve"> </w:t>
-      </w:r>
-      <w:r>
-        <w:t xml:space="preserve">covers the axis-aligned bounding box of a segment’s endpoints — far larger than the actual swept band</w:t>
-      </w:r>
-      <w:r>
-        <w:t xml:space="preserve"> </w:t>
-      </w:r>
-      <w:r>
-        <w:t xml:space="preserve">on diagonal moves and in-air rapids — we skip the per-column write-back for columns the tool never</w:t>
-      </w:r>
-      <w:r>
-        <w:t xml:space="preserve"> </w:t>
-      </w:r>
-      <w:r>
-        <w:t xml:space="preserve">touches. This attacks</w:t>
+        <w:t xml:space="preserve">: because the GPU dispatch covers the axis-aligned bounding box of a</w:t>
+      </w:r>
+      <w:r>
+        <w:t xml:space="preserve"> </w:t>
+      </w:r>
+      <w:r>
+        <w:t xml:space="preserve">segment’s endpoints — far larger than the actual swept band on diagonal moves and in-air rapids — we skip</w:t>
+      </w:r>
+      <w:r>
+        <w:t xml:space="preserve"> </w:t>
+      </w:r>
+      <w:r>
+        <w:t xml:space="preserve">the per-column write-back for columns the tool never touches. Both attack</w:t>
       </w:r>
       <w:r>
         <w:t xml:space="preserve"> </w:t>
@@ -355,25 +399,25 @@
         <w:t xml:space="preserve">memory-write traffic</w:t>
       </w:r>
       <w:r>
-        <w:t xml:space="preserve">, which we show is the true bottleneck, rather than</w:t>
-      </w:r>
-      <w:r>
-        <w:t xml:space="preserve"> </w:t>
-      </w:r>
-      <w:r>
-        <w:t xml:space="preserve">compute. The optimization is bit-exact (byte-identical output) and delivers, on an Intel Lunar Lake</w:t>
-      </w:r>
-      <w:r>
-        <w:t xml:space="preserve"> </w:t>
-      </w:r>
-      <w:r>
-        <w:t xml:space="preserve">iGPU, ~2.6–2.9× on a 45° raster, ~5× on long diagonal cuts and ~7.6× on in-air rapids, while leaving</w:t>
-      </w:r>
-      <w:r>
-        <w:t xml:space="preserve"> </w:t>
-      </w:r>
-      <w:r>
-        <w:t xml:space="preserve">axis-aligned programs unchanged. We also report two</w:t>
+        <w:t xml:space="preserve">, which</w:t>
+      </w:r>
+      <w:r>
+        <w:t xml:space="preserve"> </w:t>
+      </w:r>
+      <w:r>
+        <w:t xml:space="preserve">we show is the true bottleneck, rather than compute. Every level is bit-exact (byte-identical output);</w:t>
+      </w:r>
+      <w:r>
+        <w:t xml:space="preserve"> </w:t>
+      </w:r>
+      <w:r>
+        <w:t xml:space="preserve">tube pruning delivers, on an Intel Lunar Lake iGPU, ~2.6–2.9× on a 45° raster, ~5× on long diagonal cuts</w:t>
+      </w:r>
+      <w:r>
+        <w:t xml:space="preserve"> </w:t>
+      </w:r>
+      <w:r>
+        <w:t xml:space="preserve">and ~7.6× on in-air rapids, while leaving axis-aligned programs unchanged. We also report two</w:t>
       </w:r>
       <w:r>
         <w:t xml:space="preserve"> </w:t>
@@ -878,6 +922,42 @@
       </w:pPr>
       <w:r>
         <w:t xml:space="preserve">1.3 Contributions</w:t>
+      </w:r>
+    </w:p>
+    <w:p>
+      <w:pPr>
+        <w:pStyle w:val="FirstParagraph"/>
+      </w:pPr>
+      <w:r>
+        <w:t xml:space="preserve">We separate the work into two refinement phases and report</w:t>
+      </w:r>
+      <w:r>
+        <w:t xml:space="preserve"> </w:t>
+      </w:r>
+      <w:r>
+        <w:rPr>
+          <w:bCs/>
+          <w:b/>
+        </w:rPr>
+        <w:t xml:space="preserve">both speed and memory</w:t>
+      </w:r>
+      <w:r>
+        <w:t xml:space="preserve"> </w:t>
+      </w:r>
+      <w:r>
+        <w:t xml:space="preserve">for each.</w:t>
+      </w:r>
+    </w:p>
+    <w:p>
+      <w:pPr>
+        <w:pStyle w:val="BodyText"/>
+      </w:pPr>
+      <w:r>
+        <w:rPr>
+          <w:iCs/>
+          <w:i/>
+        </w:rPr>
+        <w:t xml:space="preserve">Phase 1 — the fused swept baseline (≈33× over naive stamping, with a smaller working set).</w:t>
       </w:r>
     </w:p>
     <w:p>
@@ -917,7 +997,134 @@
         <w:t xml:space="preserve"> </w:t>
       </w:r>
       <w:r>
-        <w:t xml:space="preserve">subtracted in place, with no intermediate swept-volume buffer (§3.3).</w:t>
+        <w:t xml:space="preserve">subtracted</w:t>
+      </w:r>
+      <w:r>
+        <w:t xml:space="preserve"> </w:t>
+      </w:r>
+      <w:r>
+        <w:rPr>
+          <w:bCs/>
+          <w:b/>
+        </w:rPr>
+        <w:t xml:space="preserve">in place</w:t>
+      </w:r>
+      <w:r>
+        <w:t xml:space="preserve"> </w:t>
+      </w:r>
+      <w:r>
+        <w:t xml:space="preserve">(§3.3). Crucially, the removal is computed</w:t>
+      </w:r>
+      <w:r>
+        <w:t xml:space="preserve"> </w:t>
+      </w:r>
+      <w:r>
+        <w:rPr>
+          <w:iCs/>
+          <w:i/>
+        </w:rPr>
+        <w:t xml:space="preserve">directly in the resident working</w:t>
+      </w:r>
+      <w:r>
+        <w:rPr>
+          <w:iCs/>
+          <w:i/>
+        </w:rPr>
+        <w:t xml:space="preserve"> </w:t>
+      </w:r>
+      <w:r>
+        <w:rPr>
+          <w:iCs/>
+          <w:i/>
+        </w:rPr>
+        <w:t xml:space="preserve">buffer</w:t>
+      </w:r>
+      <w:r>
+        <w:t xml:space="preserve"> </w:t>
+      </w:r>
+      <w:r>
+        <w:t xml:space="preserve">— we never assemble the material-to-remove in a</w:t>
+      </w:r>
+      <w:r>
+        <w:t xml:space="preserve"> </w:t>
+      </w:r>
+      <w:r>
+        <w:rPr>
+          <w:bCs/>
+          <w:b/>
+        </w:rPr>
+        <w:t xml:space="preserve">separate swept-volume buffer</w:t>
+      </w:r>
+      <w:r>
+        <w:t xml:space="preserve"> </w:t>
+      </w:r>
+      <w:r>
+        <w:t xml:space="preserve">and subtract</w:t>
+      </w:r>
+      <w:r>
+        <w:t xml:space="preserve"> </w:t>
+      </w:r>
+      <w:r>
+        <w:t xml:space="preserve">it afterwards; each column keeps only an O(1) Z-envelope instead of a materialized swept solid. We</w:t>
+      </w:r>
+      <w:r>
+        <w:t xml:space="preserve"> </w:t>
+      </w:r>
+      <w:r>
+        <w:t xml:space="preserve">isolate this fusion by A/B-ing against a full external-buffer implementation (</w:t>
+      </w:r>
+      <w:r>
+        <w:rPr>
+          <w:rStyle w:val="VerbatimChar"/>
+        </w:rPr>
+        <w:t xml:space="preserve">--legacy-external-buffer</w:t>
+      </w:r>
+      <w:r>
+        <w:t xml:space="preserve">):</w:t>
+      </w:r>
+      <w:r>
+        <w:t xml:space="preserve"> </w:t>
+      </w:r>
+      <w:r>
+        <w:t xml:space="preserve">fusing is</w:t>
+      </w:r>
+      <w:r>
+        <w:t xml:space="preserve"> </w:t>
+      </w:r>
+      <w:r>
+        <w:rPr>
+          <w:bCs/>
+          <w:b/>
+        </w:rPr>
+        <w:t xml:space="preserve">≈1.25–2.4× faster (geomean ≈1.9×) and halves resident memory</w:t>
+      </w:r>
+      <w:r>
+        <w:t xml:space="preserve"> </w:t>
+      </w:r>
+      <w:r>
+        <w:t xml:space="preserve">— the external buffer needs a</w:t>
+      </w:r>
+      <w:r>
+        <w:t xml:space="preserve"> </w:t>
+      </w:r>
+      <w:r>
+        <w:t xml:space="preserve">128 MB twin of the working set that the fused kernel does without (§6.1, §6.3). Both a speed and a</w:t>
+      </w:r>
+      <w:r>
+        <w:t xml:space="preserve"> </w:t>
+      </w:r>
+      <w:r>
+        <w:rPr>
+          <w:bCs/>
+          <w:b/>
+        </w:rPr>
+        <w:t xml:space="preserve">memory</w:t>
+      </w:r>
+      <w:r>
+        <w:t xml:space="preserve"> </w:t>
+      </w:r>
+      <w:r>
+        <w:t xml:space="preserve">win.</w:t>
       </w:r>
     </w:p>
     <w:p>
@@ -933,87 +1140,167 @@
           <w:bCs/>
           <w:b/>
         </w:rPr>
-        <w:t xml:space="preserve">Tube pruning</w:t>
-      </w:r>
-      <w:r>
-        <w:t xml:space="preserve"> </w:t>
-      </w:r>
-      <w:r>
-        <w:t xml:space="preserve">(§3.6): skipping the per-column write-back for columns outside the swept band</w:t>
-      </w:r>
-      <w:r>
-        <w:t xml:space="preserve"> </w:t>
-      </w:r>
-      <w:r>
-        <w:t xml:space="preserve">(diagonal over-dispatch) or outside the stock’s Z-range (in-air rapids). Bit-exact; 2.6–7.6× in its</w:t>
-      </w:r>
-      <w:r>
-        <w:t xml:space="preserve"> </w:t>
-      </w:r>
-      <w:r>
-        <w:t xml:space="preserve">regime (§6).</w:t>
+        <w:t xml:space="preserve">GPU-side result compaction</w:t>
+      </w:r>
+      <w:r>
+        <w:t xml:space="preserve"> </w:t>
+      </w:r>
+      <w:r>
+        <w:t xml:space="preserve">so read-back moves ~8 MB instead of the 128 MB unpacked working buffer</w:t>
+      </w:r>
+      <w:r>
+        <w:t xml:space="preserve"> </w:t>
+      </w:r>
+      <w:r>
+        <w:t xml:space="preserve">(~16× less bus traffic, §3.5).</w:t>
+      </w:r>
+    </w:p>
+    <w:p>
+      <w:pPr>
+        <w:pStyle w:val="FirstParagraph"/>
+      </w:pPr>
+      <w:r>
+        <w:rPr>
+          <w:iCs/>
+          <w:i/>
+        </w:rPr>
+        <w:t xml:space="preserve">Phase 2 — pruning and a sparse working set (this work).</w:t>
       </w:r>
     </w:p>
     <w:p>
       <w:pPr>
         <w:numPr>
           <w:ilvl w:val="0"/>
-          <w:numId w:val="1001"/>
+          <w:numId w:val="1002"/>
         </w:numPr>
         <w:pStyle w:val="Compact"/>
       </w:pPr>
       <w:r>
-        <w:t xml:space="preserve">A</w:t>
-      </w:r>
-      <w:r>
-        <w:t xml:space="preserve"> </w:t>
-      </w:r>
-      <w:r>
-        <w:rPr>
-          <w:bCs/>
-          <w:b/>
-        </w:rPr>
-        <w:t xml:space="preserve">bit-exact validation methodology</w:t>
-      </w:r>
-      <w:r>
-        <w:t xml:space="preserve"> </w:t>
-      </w:r>
-      <w:r>
-        <w:t xml:space="preserve">(order-independence + Chebyshev sampling + a residual-volume</w:t>
-      </w:r>
-      <w:r>
-        <w:t xml:space="preserve"> </w:t>
-      </w:r>
-      <w:r>
-        <w:t xml:space="preserve">invariant) and a</w:t>
-      </w:r>
-      <w:r>
-        <w:t xml:space="preserve"> </w:t>
-      </w:r>
-      <w:r>
-        <w:rPr>
-          <w:bCs/>
-          <w:b/>
-        </w:rPr>
-        <w:t xml:space="preserve">runtime A/B toggle</w:t>
-      </w:r>
-      <w:r>
-        <w:t xml:space="preserve"> </w:t>
-      </w:r>
-      <w:r>
-        <w:t xml:space="preserve">so baseline and optimized run from one binary (§5).</w:t>
+        <w:rPr>
+          <w:bCs/>
+          <w:b/>
+        </w:rPr>
+        <w:t xml:space="preserve">Tube pruning + in-air skip</w:t>
+      </w:r>
+      <w:r>
+        <w:t xml:space="preserve"> </w:t>
+      </w:r>
+      <w:r>
+        <w:t xml:space="preserve">(§3.6): skipping the per-column write-back for columns outside the</w:t>
+      </w:r>
+      <w:r>
+        <w:t xml:space="preserve"> </w:t>
+      </w:r>
+      <w:r>
+        <w:t xml:space="preserve">swept band (diagonal over-dispatch) or outside the stock’s Z-range (in-air rapids). Bit-exact;</w:t>
+      </w:r>
+      <w:r>
+        <w:t xml:space="preserve"> </w:t>
+      </w:r>
+      <w:r>
+        <w:t xml:space="preserve">2.6–7.6× in its regime (§6).</w:t>
       </w:r>
     </w:p>
     <w:p>
       <w:pPr>
         <w:numPr>
           <w:ilvl w:val="0"/>
-          <w:numId w:val="1001"/>
+          <w:numId w:val="1002"/>
         </w:numPr>
         <w:pStyle w:val="Compact"/>
       </w:pPr>
       <w:r>
-        <w:t xml:space="preserve">Two</w:t>
+        <w:t xml:space="preserve">A</w:t>
+      </w:r>
+      <w:r>
+        <w:t xml:space="preserve"> </w:t>
+      </w:r>
+      <w:r>
+        <w:rPr>
+          <w:bCs/>
+          <w:b/>
+        </w:rPr>
+        <w:t xml:space="preserve">sparse tiled backend</w:t>
+      </w:r>
+      <w:r>
+        <w:t xml:space="preserve"> </w:t>
+      </w:r>
+      <w:r>
+        <w:t xml:space="preserve">(§6.2) that materializes only touched tiles, shrinking the resident</w:t>
+      </w:r>
+      <w:r>
+        <w:t xml:space="preserve"> </w:t>
+      </w:r>
+      <w:r>
+        <w:t xml:space="preserve">footprint to ~8 MB (~15×) for localized programs — a memory/scale lever, runtime-selectable and</w:t>
+      </w:r>
+      <w:r>
+        <w:t xml:space="preserve"> </w:t>
+      </w:r>
+      <w:r>
+        <w:t xml:space="preserve">byte-identical to the flat backend.</w:t>
+      </w:r>
+    </w:p>
+    <w:p>
+      <w:pPr>
+        <w:pStyle w:val="FirstParagraph"/>
+      </w:pPr>
+      <w:r>
+        <w:rPr>
+          <w:iCs/>
+          <w:i/>
+        </w:rPr>
+        <w:t xml:space="preserve">Across both phases:</w:t>
+      </w:r>
+      <w:r>
+        <w:t xml:space="preserve"> </w:t>
+      </w:r>
+      <w:r>
+        <w:t xml:space="preserve">a</w:t>
+      </w:r>
+      <w:r>
+        <w:t xml:space="preserve"> </w:t>
+      </w:r>
+      <w:r>
+        <w:rPr>
+          <w:bCs/>
+          <w:b/>
+        </w:rPr>
+        <w:t xml:space="preserve">bit-exact validation methodology</w:t>
+      </w:r>
+      <w:r>
+        <w:t xml:space="preserve"> </w:t>
+      </w:r>
+      <w:r>
+        <w:t xml:space="preserve">(order-independence + Chebyshev sampling +</w:t>
+      </w:r>
+      <w:r>
+        <w:t xml:space="preserve"> </w:t>
+      </w:r>
+      <w:r>
+        <w:t xml:space="preserve">a residual-volume invariant) and a</w:t>
+      </w:r>
+      <w:r>
+        <w:t xml:space="preserve"> </w:t>
+      </w:r>
+      <w:r>
+        <w:rPr>
+          <w:bCs/>
+          <w:b/>
+        </w:rPr>
+        <w:t xml:space="preserve">runtime A/B toggle</w:t>
+      </w:r>
+      <w:r>
+        <w:t xml:space="preserve"> </w:t>
+      </w:r>
+      <w:r>
+        <w:t xml:space="preserve">so every level runs from one binary (§5); and</w:t>
+      </w:r>
+      <w:r>
+        <w:t xml:space="preserve"> </w:t>
+      </w:r>
+      <w:r>
+        <w:t xml:space="preserve">two</w:t>
       </w:r>
       <w:r>
         <w:t xml:space="preserve"> </w:t>
@@ -1029,13 +1316,13 @@
         <w:t xml:space="preserve"> </w:t>
       </w:r>
       <w:r>
-        <w:t xml:space="preserve">(range-query envelopes; oriented tiled dispatch) that localize</w:t>
-      </w:r>
-      <w:r>
-        <w:t xml:space="preserve"> </w:t>
-      </w:r>
-      <w:r>
-        <w:t xml:space="preserve">the bottleneck to memory-write bandwidth (§7).</w:t>
+        <w:t xml:space="preserve">(range-query envelopes; oriented tiled dispatch) that localize the</w:t>
+      </w:r>
+      <w:r>
+        <w:t xml:space="preserve"> </w:t>
+      </w:r>
+      <w:r>
+        <w:t xml:space="preserve">bottleneck to memory-write bandwidth (§7).</w:t>
       </w:r>
     </w:p>
     <w:p>
@@ -1290,7 +1577,7 @@
       <w:pPr>
         <w:numPr>
           <w:ilvl w:val="0"/>
-          <w:numId w:val="1002"/>
+          <w:numId w:val="1003"/>
         </w:numPr>
         <w:pStyle w:val="Compact"/>
       </w:pPr>
@@ -1311,7 +1598,7 @@
       <w:pPr>
         <w:numPr>
           <w:ilvl w:val="0"/>
-          <w:numId w:val="1002"/>
+          <w:numId w:val="1003"/>
         </w:numPr>
         <w:pStyle w:val="Compact"/>
       </w:pPr>
@@ -2148,7 +2435,37 @@
         <w:t xml:space="preserve"> </w:t>
       </w:r>
       <w:r>
-        <w:t xml:space="preserve">in the same pass.</w:t>
+        <w:t xml:space="preserve">in the same pass. We quantify what this fusion buys against the</w:t>
+      </w:r>
+      <w:r>
+        <w:t xml:space="preserve"> </w:t>
+      </w:r>
+      <w:r>
+        <w:t xml:space="preserve">“</w:t>
+      </w:r>
+      <w:r>
+        <w:t xml:space="preserve">seemingly required</w:t>
+      </w:r>
+      <w:r>
+        <w:t xml:space="preserve">”</w:t>
+      </w:r>
+      <w:r>
+        <w:t xml:space="preserve"> </w:t>
+      </w:r>
+      <w:r>
+        <w:t xml:space="preserve">external-buffer</w:t>
+      </w:r>
+      <w:r>
+        <w:t xml:space="preserve"> </w:t>
+      </w:r>
+      <w:r>
+        <w:t xml:space="preserve">version — a full second buffer plus an extra pass — in §6.1 (≈1.9× faster) and §6.3 (half the resident</w:t>
+      </w:r>
+      <w:r>
+        <w:t xml:space="preserve"> </w:t>
+      </w:r>
+      <w:r>
+        <w:t xml:space="preserve">memory).</w:t>
       </w:r>
     </w:p>
     <w:p>
@@ -3585,7 +3902,7 @@
       <w:pPr>
         <w:numPr>
           <w:ilvl w:val="0"/>
-          <w:numId w:val="1003"/>
+          <w:numId w:val="1004"/>
         </w:numPr>
         <w:pStyle w:val="Compact"/>
       </w:pPr>
@@ -3619,7 +3936,7 @@
       <w:pPr>
         <w:numPr>
           <w:ilvl w:val="0"/>
-          <w:numId w:val="1003"/>
+          <w:numId w:val="1004"/>
         </w:numPr>
         <w:pStyle w:val="Compact"/>
       </w:pPr>
@@ -3680,7 +3997,7 @@
       <w:pPr>
         <w:numPr>
           <w:ilvl w:val="0"/>
-          <w:numId w:val="1003"/>
+          <w:numId w:val="1004"/>
         </w:numPr>
         <w:pStyle w:val="Compact"/>
       </w:pPr>
@@ -3729,7 +4046,7 @@
       <w:pPr>
         <w:numPr>
           <w:ilvl w:val="0"/>
-          <w:numId w:val="1003"/>
+          <w:numId w:val="1004"/>
         </w:numPr>
         <w:pStyle w:val="Compact"/>
       </w:pPr>
@@ -3817,7 +4134,7 @@
       <w:pPr>
         <w:numPr>
           <w:ilvl w:val="0"/>
-          <w:numId w:val="1003"/>
+          <w:numId w:val="1004"/>
         </w:numPr>
         <w:pStyle w:val="Compact"/>
       </w:pPr>
@@ -3912,7 +4229,7 @@
       <w:pPr>
         <w:numPr>
           <w:ilvl w:val="0"/>
-          <w:numId w:val="1003"/>
+          <w:numId w:val="1004"/>
         </w:numPr>
         <w:pStyle w:val="Compact"/>
       </w:pPr>
@@ -3977,7 +4294,7 @@
       <w:pPr>
         <w:numPr>
           <w:ilvl w:val="0"/>
-          <w:numId w:val="1003"/>
+          <w:numId w:val="1004"/>
         </w:numPr>
         <w:pStyle w:val="Compact"/>
       </w:pPr>
@@ -3999,7 +4316,7 @@
       <w:pPr>
         <w:numPr>
           <w:ilvl w:val="0"/>
-          <w:numId w:val="1003"/>
+          <w:numId w:val="1004"/>
         </w:numPr>
         <w:pStyle w:val="Compact"/>
       </w:pPr>
@@ -4619,59 +4936,9 @@
         <w:t xml:space="preserve"> </w:t>
       </w:r>
       <w:r>
-        <w:t xml:space="preserve">confirmed from the EGL log.) The tube-pruning early-out is gated by an</w:t>
-      </w:r>
-      <w:r>
-        <w:t xml:space="preserve"> </w:t>
-      </w:r>
-      <w:r>
-        <w:rPr>
-          <w:rStyle w:val="VerbatimChar"/>
-        </w:rPr>
-        <w:t xml:space="preserve">enableSkip</w:t>
-      </w:r>
-      <w:r>
-        <w:t xml:space="preserve"> </w:t>
-      </w:r>
-      <w:r>
-        <w:t xml:space="preserve">uniform driven by</w:t>
-      </w:r>
-      <w:r>
-        <w:t xml:space="preserve"> </w:t>
-      </w:r>
-      <w:r>
-        <w:t xml:space="preserve">the environment variable</w:t>
-      </w:r>
-      <w:r>
-        <w:t xml:space="preserve"> </w:t>
-      </w:r>
-      <w:r>
-        <w:rPr>
-          <w:rStyle w:val="VerbatimChar"/>
-        </w:rPr>
-        <w:t xml:space="preserve">AUTOCAM_SWEPT_SKIP</w:t>
-      </w:r>
-      <w:r>
-        <w:t xml:space="preserve"> </w:t>
-      </w:r>
-      <w:r>
-        <w:t xml:space="preserve">(default on), so</w:t>
-      </w:r>
-      <w:r>
-        <w:t xml:space="preserve"> </w:t>
-      </w:r>
-      <w:r>
-        <w:rPr>
-          <w:bCs/>
-          <w:b/>
-        </w:rPr>
-        <w:t xml:space="preserve">baseline and optimized run from the</w:t>
-      </w:r>
-      <w:r>
-        <w:rPr>
-          <w:bCs/>
-          <w:b/>
-        </w:rPr>
+        <w:t xml:space="preserve">confirmed from the EGL log.) Every refinement level runs from the</w:t>
+      </w:r>
+      <w:r>
         <w:t xml:space="preserve"> </w:t>
       </w:r>
       <w:r>
@@ -4682,10 +4949,85 @@
         <w:t xml:space="preserve">same binary</w:t>
       </w:r>
       <w:r>
-        <w:t xml:space="preserve"> </w:t>
-      </w:r>
-      <w:r>
-        <w:t xml:space="preserve">— essential for a fair A/B. All runs are headless (</w:t>
+        <w:t xml:space="preserve">, selected at runtime —</w:t>
+      </w:r>
+      <w:r>
+        <w:t xml:space="preserve"> </w:t>
+      </w:r>
+      <w:r>
+        <w:t xml:space="preserve">essential for a fair A/B:</w:t>
+      </w:r>
+      <w:r>
+        <w:t xml:space="preserve"> </w:t>
+      </w:r>
+      <w:r>
+        <w:rPr>
+          <w:rStyle w:val="VerbatimChar"/>
+        </w:rPr>
+        <w:t xml:space="preserve">--legacy</w:t>
+      </w:r>
+      <w:r>
+        <w:t xml:space="preserve"> </w:t>
+      </w:r>
+      <w:r>
+        <w:t xml:space="preserve">is per-step stamping (S0);</w:t>
+      </w:r>
+      <w:r>
+        <w:t xml:space="preserve"> </w:t>
+      </w:r>
+      <w:r>
+        <w:rPr>
+          <w:rStyle w:val="VerbatimChar"/>
+        </w:rPr>
+        <w:t xml:space="preserve">--legacy-external-buffer</w:t>
+      </w:r>
+      <w:r>
+        <w:t xml:space="preserve"> </w:t>
+      </w:r>
+      <w:r>
+        <w:t xml:space="preserve">is the</w:t>
+      </w:r>
+      <w:r>
+        <w:t xml:space="preserve"> </w:t>
+      </w:r>
+      <w:r>
+        <w:t xml:space="preserve">two-pass materialize-then-subtract swept (S1); the fused kernel with</w:t>
+      </w:r>
+      <w:r>
+        <w:t xml:space="preserve"> </w:t>
+      </w:r>
+      <w:r>
+        <w:rPr>
+          <w:rStyle w:val="VerbatimChar"/>
+        </w:rPr>
+        <w:t xml:space="preserve">AUTOCAM_SWEPT_SKIP=0</w:t>
+      </w:r>
+      <w:r>
+        <w:t xml:space="preserve"> </w:t>
+      </w:r>
+      <w:r>
+        <w:t xml:space="preserve">is the fused</w:t>
+      </w:r>
+      <w:r>
+        <w:t xml:space="preserve"> </w:t>
+      </w:r>
+      <w:r>
+        <w:t xml:space="preserve">in-place swept (S2), and</w:t>
+      </w:r>
+      <w:r>
+        <w:t xml:space="preserve"> </w:t>
+      </w:r>
+      <w:r>
+        <w:rPr>
+          <w:rStyle w:val="VerbatimChar"/>
+        </w:rPr>
+        <w:t xml:space="preserve">=1</w:t>
+      </w:r>
+      <w:r>
+        <w:t xml:space="preserve"> </w:t>
+      </w:r>
+      <w:r>
+        <w:t xml:space="preserve">(default) adds tube pruning (S3). All runs are headless (</w:t>
       </w:r>
       <w:r>
         <w:rPr>
@@ -4694,7 +5036,13 @@
         <w:t xml:space="preserve">--no-view</w:t>
       </w:r>
       <w:r>
-        <w:t xml:space="preserve">).</w:t>
+        <w:t xml:space="preserve">), and</w:t>
+      </w:r>
+      <w:r>
+        <w:t xml:space="preserve"> </w:t>
+      </w:r>
+      <w:r>
+        <w:t xml:space="preserve">timings are the interleaved min-of-N described in §5.4.</w:t>
       </w:r>
     </w:p>
     <w:bookmarkEnd w:id="58"/>
@@ -4792,7 +5140,7 @@
       <w:pPr>
         <w:numPr>
           <w:ilvl w:val="0"/>
-          <w:numId w:val="1004"/>
+          <w:numId w:val="1005"/>
         </w:numPr>
         <w:pStyle w:val="Compact"/>
       </w:pPr>
@@ -4850,7 +5198,7 @@
       <w:pPr>
         <w:numPr>
           <w:ilvl w:val="0"/>
-          <w:numId w:val="1004"/>
+          <w:numId w:val="1005"/>
         </w:numPr>
         <w:pStyle w:val="Compact"/>
       </w:pPr>
@@ -4908,7 +5256,7 @@
       <w:pPr>
         <w:numPr>
           <w:ilvl w:val="0"/>
-          <w:numId w:val="1004"/>
+          <w:numId w:val="1005"/>
         </w:numPr>
         <w:pStyle w:val="Compact"/>
       </w:pPr>
@@ -5099,52 +5447,19 @@
         <w:t xml:space="preserve"> </w:t>
       </w:r>
       <w:r>
-        <w:t xml:space="preserve">across</w:t>
-      </w:r>
-      <w:r>
-        <w:t xml:space="preserve"> </w:t>
-      </w:r>
-      <w:r>
-        <w:rPr>
-          <w:rStyle w:val="VerbatimChar"/>
-        </w:rPr>
-        <w:t xml:space="preserve">baseline</w:t>
-      </w:r>
-      <w:r>
-        <w:t xml:space="preserve">,</w:t>
-      </w:r>
-      <w:r>
-        <w:t xml:space="preserve"> </w:t>
-      </w:r>
-      <w:r>
-        <w:rPr>
-          <w:rStyle w:val="VerbatimChar"/>
-        </w:rPr>
-        <w:t xml:space="preserve">skip</w:t>
-      </w:r>
-      <w:r>
-        <w:t xml:space="preserve">, and</w:t>
-      </w:r>
-      <w:r>
-        <w:t xml:space="preserve"> </w:t>
-      </w:r>
-      <w:r>
-        <w:rPr>
-          <w:rStyle w:val="VerbatimChar"/>
-        </w:rPr>
-        <w:t xml:space="preserve">tube</w:t>
-      </w:r>
-      <w:r>
-        <w:t xml:space="preserve"> </w:t>
-      </w:r>
-      <w:r>
-        <w:t xml:space="preserve">modes, and that its residual solid volume matches the project’s</w:t>
-      </w:r>
-      <w:r>
-        <w:t xml:space="preserve"> </w:t>
-      </w:r>
-      <w:r>
-        <w:t xml:space="preserve">reference numbers (</w:t>
+        <w:t xml:space="preserve">across all four</w:t>
+      </w:r>
+      <w:r>
+        <w:t xml:space="preserve"> </w:t>
+      </w:r>
+      <w:r>
+        <w:t xml:space="preserve">levels (stamping S0, external-buffer S1, fused S2, pruned S3), and that its residual solid volume</w:t>
+      </w:r>
+      <w:r>
+        <w:t xml:space="preserve"> </w:t>
+      </w:r>
+      <w:r>
+        <w:t xml:space="preserve">matches the project’s reference numbers (</w:t>
       </w:r>
       <w:r>
         <w:rPr>
@@ -5306,7 +5621,7 @@
     </w:p>
     <w:bookmarkEnd w:id="61"/>
     <w:bookmarkEnd w:id="62"/>
-    <w:bookmarkStart w:id="71" w:name="results"/>
+    <w:bookmarkStart w:id="72" w:name="results"/>
     <w:p>
       <w:pPr>
         <w:pStyle w:val="Heading2"/>
@@ -5320,13 +5635,136 @@
         <w:pStyle w:val="FirstParagraph"/>
       </w:pPr>
       <w:r>
-        <w:t xml:space="preserve">Table 1 gives net carving time (ms) for the three modes and the resulting speedups; Figure 8 shows the</w:t>
-      </w:r>
-      <w:r>
-        <w:t xml:space="preserve"> </w:t>
-      </w:r>
-      <w:r>
-        <w:t xml:space="preserve">same, normalized to baseline.</w:t>
+        <w:t xml:space="preserve">We report two phases of optimization, and for each we give both</w:t>
+      </w:r>
+      <w:r>
+        <w:t xml:space="preserve"> </w:t>
+      </w:r>
+      <w:r>
+        <w:rPr>
+          <w:bCs/>
+          <w:b/>
+        </w:rPr>
+        <w:t xml:space="preserve">speed</w:t>
+      </w:r>
+      <w:r>
+        <w:t xml:space="preserve"> </w:t>
+      </w:r>
+      <w:r>
+        <w:t xml:space="preserve">and</w:t>
+      </w:r>
+      <w:r>
+        <w:t xml:space="preserve"> </w:t>
+      </w:r>
+      <w:r>
+        <w:rPr>
+          <w:bCs/>
+          <w:b/>
+        </w:rPr>
+        <w:t xml:space="preserve">memory</w:t>
+      </w:r>
+      <w:r>
+        <w:t xml:space="preserve">.</w:t>
+      </w:r>
+      <w:r>
+        <w:t xml:space="preserve"> </w:t>
+      </w:r>
+      <w:r>
+        <w:rPr>
+          <w:bCs/>
+          <w:b/>
+        </w:rPr>
+        <w:t xml:space="preserve">Phase 1</w:t>
+      </w:r>
+      <w:r>
+        <w:t xml:space="preserve"> </w:t>
+      </w:r>
+      <w:r>
+        <w:t xml:space="preserve">turns the naive per-step stamper into the fused swept baseline — ≈33× faster</w:t>
+      </w:r>
+      <w:r>
+        <w:t xml:space="preserve"> </w:t>
+      </w:r>
+      <w:r>
+        <w:rPr>
+          <w:iCs/>
+          <w:i/>
+        </w:rPr>
+        <w:t xml:space="preserve">and</w:t>
+      </w:r>
+      <w:r>
+        <w:t xml:space="preserve"> </w:t>
+      </w:r>
+      <w:r>
+        <w:t xml:space="preserve">a smaller working</w:t>
+      </w:r>
+      <w:r>
+        <w:t xml:space="preserve"> </w:t>
+      </w:r>
+      <w:r>
+        <w:t xml:space="preserve">set (Table 2, §6.3). Within Phase 1 the cross-workload matrix (§6.1, Table 3) separates the part the</w:t>
+      </w:r>
+      <w:r>
+        <w:t xml:space="preserve"> </w:t>
+      </w:r>
+      <w:r>
+        <w:t xml:space="preserve">literature already delivers (the per-move swept formulation, S0→S1) from</w:t>
+      </w:r>
+      <w:r>
+        <w:t xml:space="preserve"> </w:t>
+      </w:r>
+      <w:r>
+        <w:rPr>
+          <w:bCs/>
+          <w:b/>
+        </w:rPr>
+        <w:t xml:space="preserve">this work’s fusion</w:t>
+      </w:r>
+      <w:r>
+        <w:t xml:space="preserve"> </w:t>
+      </w:r>
+      <w:r>
+        <w:t xml:space="preserve">of the</w:t>
+      </w:r>
+      <w:r>
+        <w:t xml:space="preserve"> </w:t>
+      </w:r>
+      <w:r>
+        <w:t xml:space="preserve">subtraction (S1→S2) — measured on its own by A/B-ing against an external-buffer implementation.</w:t>
+      </w:r>
+      <w:r>
+        <w:t xml:space="preserve"> </w:t>
+      </w:r>
+      <w:r>
+        <w:rPr>
+          <w:bCs/>
+          <w:b/>
+        </w:rPr>
+        <w:t xml:space="preserve">Phase 2</w:t>
+      </w:r>
+      <w:r>
+        <w:t xml:space="preserve"> </w:t>
+      </w:r>
+      <w:r>
+        <w:t xml:space="preserve">is this work’s tube-pruning + in-air skip on top of that baseline (S2→S3, Tables 1 and 3),</w:t>
+      </w:r>
+      <w:r>
+        <w:t xml:space="preserve"> </w:t>
+      </w:r>
+      <w:r>
+        <w:t xml:space="preserve">plus the sparse tiled working set (§6.2). The primary comparison is the matrix of §6.1; Table 1 first</w:t>
+      </w:r>
+      <w:r>
+        <w:t xml:space="preserve"> </w:t>
+      </w:r>
+      <w:r>
+        <w:t xml:space="preserve">isolates the Phase-2 pruning lever on adversarial stress benchmarks — an axis-aligned control plus</w:t>
+      </w:r>
+      <w:r>
+        <w:t xml:space="preserve"> </w:t>
+      </w:r>
+      <w:r>
+        <w:t xml:space="preserve">hand-built diagonal and air-heavy programs. The memory side of both phases is consolidated in §6.3.</w:t>
       </w:r>
     </w:p>
     <w:p>
@@ -5338,7 +5776,81 @@
           <w:bCs/>
           <w:b/>
         </w:rPr>
-        <w:t xml:space="preserve">Table 1 — Net carving time (ms), Intel LNL / iris, interleaved min-of-N, all bit-exact.</w:t>
+        <w:t xml:space="preserve">Table 1 — Phase 2 pruning on stress benchmarks: net carving time (ms), Intel LNL / iris, interleaved</w:t>
+      </w:r>
+      <w:r>
+        <w:rPr>
+          <w:bCs/>
+          <w:b/>
+        </w:rPr>
+        <w:t xml:space="preserve"> </w:t>
+      </w:r>
+      <w:r>
+        <w:rPr>
+          <w:bCs/>
+          <w:b/>
+        </w:rPr>
+        <w:t xml:space="preserve">min-of-N, all bit-exact.</w:t>
+      </w:r>
+      <w:r>
+        <w:t xml:space="preserve"> </w:t>
+      </w:r>
+      <w:r>
+        <w:t xml:space="preserve">“</w:t>
+      </w:r>
+      <w:r>
+        <w:t xml:space="preserve">S2 swept</w:t>
+      </w:r>
+      <w:r>
+        <w:t xml:space="preserve">”</w:t>
+      </w:r>
+      <w:r>
+        <w:t xml:space="preserve"> </w:t>
+      </w:r>
+      <w:r>
+        <w:t xml:space="preserve">is the fused Phase-1 baseline;</w:t>
+      </w:r>
+      <w:r>
+        <w:t xml:space="preserve"> </w:t>
+      </w:r>
+      <w:r>
+        <w:t xml:space="preserve">“</w:t>
+      </w:r>
+      <w:r>
+        <w:t xml:space="preserve">S3 +pruning</w:t>
+      </w:r>
+      <w:r>
+        <w:t xml:space="preserve">”</w:t>
+      </w:r>
+      <w:r>
+        <w:t xml:space="preserve"> </w:t>
+      </w:r>
+      <w:r>
+        <w:t xml:space="preserve">is this work;</w:t>
+      </w:r>
+      <w:r>
+        <w:t xml:space="preserve"> </w:t>
+      </w:r>
+      <w:r>
+        <w:t xml:space="preserve">“</w:t>
+      </w:r>
+      <w:r>
+        <w:t xml:space="preserve">oriented-tile</w:t>
+      </w:r>
+      <w:r>
+        <w:t xml:space="preserve">”</w:t>
+      </w:r>
+      <w:r>
+        <w:t xml:space="preserve"> </w:t>
+      </w:r>
+      <w:r>
+        <w:t xml:space="preserve">is the reverted oriented dispatch (a negative result, §7), shown for completeness.</w:t>
+      </w:r>
+      <w:r>
+        <w:t xml:space="preserve"> </w:t>
+      </w:r>
+      <w:r>
+        <w:t xml:space="preserve">(Level labels S0–S3 are defined once in §6.1.)</w:t>
       </w:r>
     </w:p>
     <w:tbl>
@@ -5349,12 +5861,11 @@
         <w:jc w:val="start"/>
       </w:tblPr>
       <w:tblGrid>
-        <w:gridCol w:w="1320"/>
-        <w:gridCol w:w="1320"/>
-        <w:gridCol w:w="1320"/>
-        <w:gridCol w:w="1320"/>
-        <w:gridCol w:w="1320"/>
-        <w:gridCol w:w="1320"/>
+        <w:gridCol w:w="1584"/>
+        <w:gridCol w:w="1584"/>
+        <w:gridCol w:w="1584"/>
+        <w:gridCol w:w="1584"/>
+        <w:gridCol w:w="1584"/>
       </w:tblGrid>
       <w:tr>
         <w:trPr>
@@ -5380,7 +5891,7 @@
               <w:jc w:val="right"/>
             </w:pPr>
             <w:r>
-              <w:t xml:space="preserve">baseline</w:t>
+              <w:t xml:space="preserve">S2 swept (fused baseline)</w:t>
             </w:r>
           </w:p>
         </w:tc>
@@ -5392,7 +5903,7 @@
               <w:jc w:val="right"/>
             </w:pPr>
             <w:r>
-              <w:t xml:space="preserve">skip (Step 1)</w:t>
+              <w:t xml:space="preserve">S3 +pruning (ours)</w:t>
             </w:r>
           </w:p>
         </w:tc>
@@ -5404,7 +5915,7 @@
               <w:jc w:val="right"/>
             </w:pPr>
             <w:r>
-              <w:t xml:space="preserve">tube (Step 2)</w:t>
+              <w:t xml:space="preserve">oriented-tile (reverted)</w:t>
             </w:r>
           </w:p>
         </w:tc>
@@ -5416,19 +5927,7 @@
               <w:jc w:val="right"/>
             </w:pPr>
             <w:r>
-              <w:t xml:space="preserve">skip speedup</w:t>
-            </w:r>
-          </w:p>
-        </w:tc>
-        <w:tc>
-          <w:tcPr/>
-          <w:p>
-            <w:pPr>
-              <w:pStyle w:val="Compact"/>
-              <w:jc w:val="right"/>
-            </w:pPr>
-            <w:r>
-              <w:t xml:space="preserve">tube speedup</w:t>
+              <w:t xml:space="preserve">S2→S3</w:t>
             </w:r>
           </w:p>
         </w:tc>
@@ -5491,18 +5990,6 @@
             </w:pPr>
             <w:r>
               <w:t xml:space="preserve">0.97×</w:t>
-            </w:r>
-          </w:p>
-        </w:tc>
-        <w:tc>
-          <w:tcPr/>
-          <w:p>
-            <w:pPr>
-              <w:pStyle w:val="Compact"/>
-              <w:jc w:val="right"/>
-            </w:pPr>
-            <w:r>
-              <w:t xml:space="preserve">0.85×</w:t>
             </w:r>
           </w:p>
         </w:tc>
@@ -5572,18 +6059,6 @@
             </w:r>
           </w:p>
         </w:tc>
-        <w:tc>
-          <w:tcPr/>
-          <w:p>
-            <w:pPr>
-              <w:pStyle w:val="Compact"/>
-              <w:jc w:val="right"/>
-            </w:pPr>
-            <w:r>
-              <w:t xml:space="preserve">1.81×</w:t>
-            </w:r>
-          </w:p>
-        </w:tc>
       </w:tr>
       <w:tr>
         <w:tc>
@@ -5650,18 +6125,6 @@
             </w:r>
           </w:p>
         </w:tc>
-        <w:tc>
-          <w:tcPr/>
-          <w:p>
-            <w:pPr>
-              <w:pStyle w:val="Compact"/>
-              <w:jc w:val="right"/>
-            </w:pPr>
-            <w:r>
-              <w:t xml:space="preserve">2.56×</w:t>
-            </w:r>
-          </w:p>
-        </w:tc>
       </w:tr>
       <w:tr>
         <w:tc>
@@ -5728,18 +6191,6 @@
             </w:r>
           </w:p>
         </w:tc>
-        <w:tc>
-          <w:tcPr/>
-          <w:p>
-            <w:pPr>
-              <w:pStyle w:val="Compact"/>
-              <w:jc w:val="right"/>
-            </w:pPr>
-            <w:r>
-              <w:t xml:space="preserve">3.93×</w:t>
-            </w:r>
-          </w:p>
-        </w:tc>
       </w:tr>
     </w:tbl>
     <w:p>
@@ -5751,7 +6202,7 @@
           <wp:inline>
             <wp:extent cx="5334000" cy="2861082"/>
             <wp:effectExtent b="0" l="0" r="0" t="0"/>
-            <wp:docPr descr="Figure 8. Net carving time normalized to baseline (lower is faster). Tube pruning (skip, Step 1) wins large on diagonal and air-heavy work and is neutral on the axis-aligned control; the oriented tiled dispatch (tube, Step 2) is consistently slower than skip and was reverted." title="" id="64" name="Picture"/>
+            <wp:docPr descr="Figure 8. Net carving time normalized to the fused S2 swept baseline (lower is faster). S3 tube pruning wins large on diagonal and air-heavy work and is neutral on the axis-aligned control; the oriented tiled dispatch is consistently slower and was reverted." title="" id="64" name="Picture"/>
             <a:graphic>
               <a:graphicData uri="http://schemas.openxmlformats.org/drawingml/2006/picture">
                 <pic:pic>
@@ -5804,19 +6255,19 @@
         <w:t xml:space="preserve"> </w:t>
       </w:r>
       <w:r>
-        <w:t xml:space="preserve">Net carving time normalized to baseline (lower is faster). Tube pruning (skip, Step 1)</w:t>
-      </w:r>
-      <w:r>
-        <w:t xml:space="preserve"> </w:t>
-      </w:r>
-      <w:r>
-        <w:t xml:space="preserve">wins large on diagonal and air-heavy work and is neutral on the axis-aligned control; the oriented</w:t>
-      </w:r>
-      <w:r>
-        <w:t xml:space="preserve"> </w:t>
-      </w:r>
-      <w:r>
-        <w:t xml:space="preserve">tiled dispatch (tube, Step 2) is consistently slower than skip and was</w:t>
+        <w:t xml:space="preserve">Net carving time normalized to the fused S2 swept baseline (lower is faster). S3 tube</w:t>
+      </w:r>
+      <w:r>
+        <w:t xml:space="preserve"> </w:t>
+      </w:r>
+      <w:r>
+        <w:t xml:space="preserve">pruning wins large on diagonal and air-heavy work and is neutral on the axis-aligned control; the</w:t>
+      </w:r>
+      <w:r>
+        <w:t xml:space="preserve"> </w:t>
+      </w:r>
+      <w:r>
+        <w:t xml:space="preserve">oriented tiled dispatch is consistently slower and was</w:t>
       </w:r>
       <w:r>
         <w:t xml:space="preserve"> </w:t>
@@ -5830,25 +6281,98 @@
         <w:pStyle w:val="BodyText"/>
       </w:pPr>
       <w:r>
-        <w:t xml:space="preserve">For historical context, Table 2 recalls how the swept baseline itself was reached from the naive</w:t>
-      </w:r>
-      <w:r>
-        <w:t xml:space="preserve"> </w:t>
-      </w:r>
-      <w:r>
-        <w:t xml:space="preserve">stamper (the pre-tube optimization history on the same class of GPU): baseline stamping ~1232 ms → per-step</w:t>
-      </w:r>
-      <w:r>
-        <w:t xml:space="preserve"> </w:t>
-      </w:r>
-      <w:r>
-        <w:t xml:space="preserve">overhead removal → swept subtraction → GPU compaction → sub-step bounding ≈ 40 ms total (≈33×), all</w:t>
-      </w:r>
-      <w:r>
-        <w:t xml:space="preserve"> </w:t>
-      </w:r>
-      <w:r>
-        <w:t xml:space="preserve">bit-exact. Tube pruning of §3.6 is applied on top of that swept baseline.</w:t>
+        <w:t xml:space="preserve">For historical context, Table 2 recalls how the Phase-1 swept baseline itself was reached from the</w:t>
+      </w:r>
+      <w:r>
+        <w:t xml:space="preserve"> </w:t>
+      </w:r>
+      <w:r>
+        <w:t xml:space="preserve">naive stamper (the pre-pruning optimization history on the same class of GPU): baseline stamping</w:t>
+      </w:r>
+      <w:r>
+        <w:t xml:space="preserve"> </w:t>
+      </w:r>
+      <w:r>
+        <w:t xml:space="preserve">~1232 ms → per-step overhead removal → swept subtraction → GPU compaction → sub-step bounding ≈ 40 ms</w:t>
+      </w:r>
+      <w:r>
+        <w:t xml:space="preserve"> </w:t>
+      </w:r>
+      <w:r>
+        <w:t xml:space="preserve">total (</w:t>
+      </w:r>
+      <w:r>
+        <w:rPr>
+          <w:bCs/>
+          <w:b/>
+        </w:rPr>
+        <w:t xml:space="preserve">≈33×</w:t>
+      </w:r>
+      <w:r>
+        <w:t xml:space="preserve">), all bit-exact. The Phase-2 pruning of §3.6 is applied on top of that swept baseline.</w:t>
+      </w:r>
+      <w:r>
+        <w:t xml:space="preserve"> </w:t>
+      </w:r>
+      <w:r>
+        <w:t xml:space="preserve">(Table 2 uses</w:t>
+      </w:r>
+      <w:r>
+        <w:t xml:space="preserve"> </w:t>
+      </w:r>
+      <w:r>
+        <w:rPr>
+          <w:rStyle w:val="VerbatimChar"/>
+        </w:rPr>
+        <w:t xml:space="preserve">square_600</w:t>
+      </w:r>
+      <w:r>
+        <w:t xml:space="preserve"> </w:t>
+      </w:r>
+      <w:r>
+        <w:t xml:space="preserve">with the larger</w:t>
+      </w:r>
+      <w:r>
+        <w:t xml:space="preserve"> </w:t>
+      </w:r>
+      <w:r>
+        <w:rPr>
+          <w:rStyle w:val="VerbatimChar"/>
+        </w:rPr>
+        <w:t xml:space="preserve">mill_10</w:t>
+      </w:r>
+      <w:r>
+        <w:t xml:space="preserve"> </w:t>
+      </w:r>
+      <w:r>
+        <w:t xml:space="preserve">tool and counts read-back, so its absolute</w:t>
+      </w:r>
+      <w:r>
+        <w:t xml:space="preserve"> </w:t>
+      </w:r>
+      <w:r>
+        <w:t xml:space="preserve">milliseconds differ from the</w:t>
+      </w:r>
+      <w:r>
+        <w:t xml:space="preserve"> </w:t>
+      </w:r>
+      <w:r>
+        <w:rPr>
+          <w:rStyle w:val="VerbatimChar"/>
+        </w:rPr>
+        <w:t xml:space="preserve">mill_3</w:t>
+      </w:r>
+      <w:r>
+        <w:t xml:space="preserve"> </w:t>
+      </w:r>
+      <w:r>
+        <w:t xml:space="preserve">net-carving figures in Tables 1 and 3; the comparison of interest</w:t>
+      </w:r>
+      <w:r>
+        <w:t xml:space="preserve"> </w:t>
+      </w:r>
+      <w:r>
+        <w:t xml:space="preserve">is always within a table, on one binary and hardware.)</w:t>
       </w:r>
     </w:p>
     <w:bookmarkStart w:id="69" w:name="X4fd69d9057cb8b0e068bcf29946e6167fc3f833"/>
@@ -5887,7 +6411,23 @@
         <w:t xml:space="preserve"> </w:t>
       </w:r>
       <w:r>
-        <w:t xml:space="preserve">contribution, we ran a suite of machining workloads that stress different axes at three refinement</w:t>
+        <w:t xml:space="preserve">contributions, we ran a suite of machining workloads that stress different axes at</w:t>
+      </w:r>
+      <w:r>
+        <w:t xml:space="preserve"> </w:t>
+      </w:r>
+      <w:r>
+        <w:rPr>
+          <w:bCs/>
+          <w:b/>
+        </w:rPr>
+        <w:t xml:space="preserve">four</w:t>
+      </w:r>
+      <w:r>
+        <w:t xml:space="preserve"> </w:t>
+      </w:r>
+      <w:r>
+        <w:t xml:space="preserve">refinement</w:t>
       </w:r>
       <w:r>
         <w:t xml:space="preserve"> </w:t>
@@ -5955,9 +6495,15 @@
       <w:r>
         <w:t xml:space="preserve">anchored to the literature it represents:</w:t>
       </w:r>
-      <w:r>
-        <w:t xml:space="preserve"> </w:t>
-      </w:r>
+    </w:p>
+    <w:p>
+      <w:pPr>
+        <w:numPr>
+          <w:ilvl w:val="0"/>
+          <w:numId w:val="1006"/>
+        </w:numPr>
+        <w:pStyle w:val="Compact"/>
+      </w:pPr>
       <w:r>
         <w:rPr>
           <w:bCs/>
@@ -5966,68 +6512,214 @@
         <w:t xml:space="preserve">S0 — per-step stamping</w:t>
       </w:r>
       <w:r>
-        <w:t xml:space="preserve"> </w:t>
-      </w:r>
-      <w:r>
-        <w:t xml:space="preserve">(the classic z-map/dexel display,</w:t>
-      </w:r>
-      <w:r>
-        <w:t xml:space="preserve"> </w:t>
-      </w:r>
-      <w:r>
-        <w:t xml:space="preserve">Van Hook 1986 [1]);</w:t>
-      </w:r>
-      <w:r>
-        <w:t xml:space="preserve"> </w:t>
-      </w:r>
-      <w:r>
-        <w:rPr>
-          <w:bCs/>
-          <w:b/>
-        </w:rPr>
-        <w:t xml:space="preserve">S1 — swept-segment subtraction</w:t>
-      </w:r>
-      <w:r>
-        <w:t xml:space="preserve"> </w:t>
-      </w:r>
-      <w:r>
-        <w:t xml:space="preserve">(the per-move multi-/tri-dexel class, Müller &amp;</w:t>
-      </w:r>
-      <w:r>
-        <w:t xml:space="preserve"> </w:t>
-      </w:r>
-      <w:r>
-        <w:t xml:space="preserve">Surmann 2003 [2]; Tukora &amp; Szalay 2012 [3]; Inui et al. 2019 [4]);</w:t>
-      </w:r>
-      <w:r>
-        <w:t xml:space="preserve"> </w:t>
-      </w:r>
-      <w:r>
-        <w:rPr>
-          <w:bCs/>
-          <w:b/>
-        </w:rPr>
-        <w:t xml:space="preserve">S2 — + tube pruning + in-air</w:t>
-      </w:r>
-      <w:r>
-        <w:rPr>
-          <w:bCs/>
-          <w:b/>
-        </w:rPr>
-        <w:t xml:space="preserve"> </w:t>
-      </w:r>
-      <w:r>
-        <w:rPr>
-          <w:bCs/>
-          <w:b/>
-        </w:rPr>
-        <w:t xml:space="preserve">segment skip</w:t>
-      </w:r>
-      <w:r>
-        <w:t xml:space="preserve"> </w:t>
-      </w:r>
-      <w:r>
-        <w:t xml:space="preserve">(this work, §3.6).</w:t>
+        <w:t xml:space="preserve">: the classic z-map/dexel display method (Van Hook 1986 [1]); the tool is</w:t>
+      </w:r>
+      <w:r>
+        <w:t xml:space="preserve"> </w:t>
+      </w:r>
+      <w:r>
+        <w:t xml:space="preserve">stamped at ~1-voxel jog steps (</w:t>
+      </w:r>
+      <w:r>
+        <w:rPr>
+          <w:rStyle w:val="VerbatimChar"/>
+        </w:rPr>
+        <w:t xml:space="preserve">--legacy</w:t>
+      </w:r>
+      <w:r>
+        <w:t xml:space="preserve">).</w:t>
+      </w:r>
+    </w:p>
+    <w:p>
+      <w:pPr>
+        <w:numPr>
+          <w:ilvl w:val="0"/>
+          <w:numId w:val="1006"/>
+        </w:numPr>
+        <w:pStyle w:val="Compact"/>
+      </w:pPr>
+      <w:r>
+        <w:rPr>
+          <w:bCs/>
+          <w:b/>
+        </w:rPr>
+        <w:t xml:space="preserve">S1 — swept, external buffer</w:t>
+      </w:r>
+      <w:r>
+        <w:t xml:space="preserve">: the straightforward per-move swept implementation (the multi-/tri-dexel</w:t>
+      </w:r>
+      <w:r>
+        <w:t xml:space="preserve"> </w:t>
+      </w:r>
+      <w:r>
+        <w:t xml:space="preserve">class; Müller &amp; Surmann 2003 [2]; Tukora &amp; Szalay 2012 [3]; Inui et al. 2019 [4]) — the swept volume is</w:t>
+      </w:r>
+      <w:r>
+        <w:t xml:space="preserve"> </w:t>
+      </w:r>
+      <w:r>
+        <w:rPr>
+          <w:bCs/>
+          <w:b/>
+        </w:rPr>
+        <w:t xml:space="preserve">materialized in a separate full-size buffer</w:t>
+      </w:r>
+      <w:r>
+        <w:t xml:space="preserve"> </w:t>
+      </w:r>
+      <w:r>
+        <w:t xml:space="preserve">and then subtracted (</w:t>
+      </w:r>
+      <w:r>
+        <w:rPr>
+          <w:rStyle w:val="VerbatimChar"/>
+        </w:rPr>
+        <w:t xml:space="preserve">--legacy-external-buffer</w:t>
+      </w:r>
+      <w:r>
+        <w:t xml:space="preserve">).</w:t>
+      </w:r>
+    </w:p>
+    <w:p>
+      <w:pPr>
+        <w:numPr>
+          <w:ilvl w:val="0"/>
+          <w:numId w:val="1006"/>
+        </w:numPr>
+        <w:pStyle w:val="Compact"/>
+      </w:pPr>
+      <w:r>
+        <w:rPr>
+          <w:bCs/>
+          <w:b/>
+        </w:rPr>
+        <w:t xml:space="preserve">S2 — swept, fused in-place</w:t>
+      </w:r>
+      <w:r>
+        <w:t xml:space="preserve">:</w:t>
+      </w:r>
+      <w:r>
+        <w:t xml:space="preserve"> </w:t>
+      </w:r>
+      <w:r>
+        <w:rPr>
+          <w:bCs/>
+          <w:b/>
+        </w:rPr>
+        <w:t xml:space="preserve">this work’s fusion</w:t>
+      </w:r>
+      <w:r>
+        <w:t xml:space="preserve"> </w:t>
+      </w:r>
+      <w:r>
+        <w:t xml:space="preserve">— the swept-tool column is computed on the fly as</w:t>
+      </w:r>
+      <w:r>
+        <w:t xml:space="preserve"> </w:t>
+      </w:r>
+      <w:r>
+        <w:t xml:space="preserve">a Z-envelope and subtracted</w:t>
+      </w:r>
+      <w:r>
+        <w:t xml:space="preserve"> </w:t>
+      </w:r>
+      <w:r>
+        <w:rPr>
+          <w:bCs/>
+          <w:b/>
+        </w:rPr>
+        <w:t xml:space="preserve">in place in the resident buffer</w:t>
+      </w:r>
+      <w:r>
+        <w:t xml:space="preserve">, with</w:t>
+      </w:r>
+      <w:r>
+        <w:t xml:space="preserve"> </w:t>
+      </w:r>
+      <w:r>
+        <w:rPr>
+          <w:bCs/>
+          <w:b/>
+        </w:rPr>
+        <w:t xml:space="preserve">no intermediate swept-volume</w:t>
+      </w:r>
+      <w:r>
+        <w:rPr>
+          <w:bCs/>
+          <w:b/>
+        </w:rPr>
+        <w:t xml:space="preserve"> </w:t>
+      </w:r>
+      <w:r>
+        <w:rPr>
+          <w:bCs/>
+          <w:b/>
+        </w:rPr>
+        <w:t xml:space="preserve">buffer</w:t>
+      </w:r>
+      <w:r>
+        <w:t xml:space="preserve"> </w:t>
+      </w:r>
+      <w:r>
+        <w:t xml:space="preserve">(§3.3;</w:t>
+      </w:r>
+      <w:r>
+        <w:t xml:space="preserve"> </w:t>
+      </w:r>
+      <w:r>
+        <w:rPr>
+          <w:rStyle w:val="VerbatimChar"/>
+        </w:rPr>
+        <w:t xml:space="preserve">AUTOCAM_SWEPT_SKIP=0</w:t>
+      </w:r>
+      <w:r>
+        <w:t xml:space="preserve">).</w:t>
+      </w:r>
+    </w:p>
+    <w:p>
+      <w:pPr>
+        <w:numPr>
+          <w:ilvl w:val="0"/>
+          <w:numId w:val="1006"/>
+        </w:numPr>
+        <w:pStyle w:val="Compact"/>
+      </w:pPr>
+      <w:r>
+        <w:rPr>
+          <w:bCs/>
+          <w:b/>
+        </w:rPr>
+        <w:t xml:space="preserve">S3 — + tube pruning + in-air skip</w:t>
+      </w:r>
+      <w:r>
+        <w:t xml:space="preserve">: this work’s Phase-2 traffic pruning on top of S2 (§3.6).</w:t>
+      </w:r>
+    </w:p>
+    <w:p>
+      <w:pPr>
+        <w:pStyle w:val="FirstParagraph"/>
+      </w:pPr>
+      <w:r>
+        <w:t xml:space="preserve">The design decision the paper claims — fuse the subtraction rather than materialize the swept volume —</w:t>
+      </w:r>
+      <w:r>
+        <w:t xml:space="preserve"> </w:t>
+      </w:r>
+      <w:r>
+        <w:t xml:space="preserve">is thus isolated as a single measured step,</w:t>
+      </w:r>
+      <w:r>
+        <w:t xml:space="preserve"> </w:t>
+      </w:r>
+      <w:r>
+        <w:rPr>
+          <w:bCs/>
+          <w:b/>
+        </w:rPr>
+        <w:t xml:space="preserve">S1→S2</w:t>
+      </w:r>
+      <w:r>
+        <w:t xml:space="preserve">. All four levels are bit-exact.</w:t>
       </w:r>
     </w:p>
     <w:p>
@@ -6089,7 +6781,61 @@
         <w:t xml:space="preserve"> </w:t>
       </w:r>
       <w:r>
-        <w:t xml:space="preserve">tool; min of 5 interleaved runs, Intel iris; each level bit-exact within its class):</w:t>
+        <w:t xml:space="preserve">tool; min of 5 interleaved runs, Intel iris; all levels bit-exact).</w:t>
+      </w:r>
+      <w:r>
+        <w:t xml:space="preserve"> </w:t>
+      </w:r>
+      <w:r>
+        <w:rPr>
+          <w:bCs/>
+          <w:b/>
+        </w:rPr>
+        <w:t xml:space="preserve">S1→S2</w:t>
+      </w:r>
+      <w:r>
+        <w:t xml:space="preserve"> </w:t>
+      </w:r>
+      <w:r>
+        <w:t xml:space="preserve">is the fusion / no-external-buffer</w:t>
+      </w:r>
+      <w:r>
+        <w:t xml:space="preserve"> </w:t>
+      </w:r>
+      <w:r>
+        <w:t xml:space="preserve">gain (this work);</w:t>
+      </w:r>
+      <w:r>
+        <w:t xml:space="preserve"> </w:t>
+      </w:r>
+      <w:r>
+        <w:rPr>
+          <w:bCs/>
+          <w:b/>
+        </w:rPr>
+        <w:t xml:space="preserve">S2→S3</w:t>
+      </w:r>
+      <w:r>
+        <w:t xml:space="preserve"> </w:t>
+      </w:r>
+      <w:r>
+        <w:t xml:space="preserve">is pruning (this work);</w:t>
+      </w:r>
+      <w:r>
+        <w:t xml:space="preserve"> </w:t>
+      </w:r>
+      <w:r>
+        <w:rPr>
+          <w:bCs/>
+          <w:b/>
+        </w:rPr>
+        <w:t xml:space="preserve">S0→S3</w:t>
+      </w:r>
+      <w:r>
+        <w:t xml:space="preserve"> </w:t>
+      </w:r>
+      <w:r>
+        <w:t xml:space="preserve">is overall:</w:t>
       </w:r>
     </w:p>
     <w:tbl>
@@ -6100,12 +6846,14 @@
         <w:jc w:val="start"/>
       </w:tblPr>
       <w:tblGrid>
-        <w:gridCol w:w="1320"/>
-        <w:gridCol w:w="1320"/>
-        <w:gridCol w:w="1320"/>
-        <w:gridCol w:w="1320"/>
-        <w:gridCol w:w="1320"/>
-        <w:gridCol w:w="1320"/>
+        <w:gridCol w:w="990"/>
+        <w:gridCol w:w="990"/>
+        <w:gridCol w:w="990"/>
+        <w:gridCol w:w="990"/>
+        <w:gridCol w:w="990"/>
+        <w:gridCol w:w="990"/>
+        <w:gridCol w:w="990"/>
+        <w:gridCol w:w="990"/>
       </w:tblGrid>
       <w:tr>
         <w:trPr>
@@ -6131,7 +6879,7 @@
               <w:jc w:val="right"/>
             </w:pPr>
             <w:r>
-              <w:t xml:space="preserve">S0 stamping [1]</w:t>
+              <w:t xml:space="preserve">S0</w:t>
             </w:r>
           </w:p>
         </w:tc>
@@ -6143,7 +6891,7 @@
               <w:jc w:val="right"/>
             </w:pPr>
             <w:r>
-              <w:t xml:space="preserve">S1 swept [2–4]</w:t>
+              <w:t xml:space="preserve">S1</w:t>
             </w:r>
           </w:p>
         </w:tc>
@@ -6155,7 +6903,7 @@
               <w:jc w:val="right"/>
             </w:pPr>
             <w:r>
-              <w:t xml:space="preserve">S2 +pruning (ours)</w:t>
+              <w:t xml:space="preserve">S2</w:t>
             </w:r>
           </w:p>
         </w:tc>
@@ -6167,7 +6915,7 @@
               <w:jc w:val="right"/>
             </w:pPr>
             <w:r>
-              <w:t xml:space="preserve">S0→S2</w:t>
+              <w:t xml:space="preserve">S3</w:t>
             </w:r>
           </w:p>
         </w:tc>
@@ -6180,6 +6928,30 @@
             </w:pPr>
             <w:r>
               <w:t xml:space="preserve">S1→S2</w:t>
+            </w:r>
+          </w:p>
+        </w:tc>
+        <w:tc>
+          <w:tcPr/>
+          <w:p>
+            <w:pPr>
+              <w:pStyle w:val="Compact"/>
+              <w:jc w:val="right"/>
+            </w:pPr>
+            <w:r>
+              <w:t xml:space="preserve">S2→S3</w:t>
+            </w:r>
+          </w:p>
+        </w:tc>
+        <w:tc>
+          <w:tcPr/>
+          <w:p>
+            <w:pPr>
+              <w:pStyle w:val="Compact"/>
+              <w:jc w:val="right"/>
+            </w:pPr>
+            <w:r>
+              <w:t xml:space="preserve">S0→S3</w:t>
             </w:r>
           </w:p>
         </w:tc>
@@ -6193,7 +6965,11 @@
               <w:jc w:val="left"/>
             </w:pPr>
             <w:r>
-              <w:t xml:space="preserve">contour — axis-aligned perimeter</w:t>
+              <w:rPr>
+                <w:iCs/>
+                <w:i/>
+              </w:rPr>
+              <w:t xml:space="preserve">what the level is</w:t>
             </w:r>
           </w:p>
         </w:tc>
@@ -6205,7 +6981,11 @@
               <w:jc w:val="right"/>
             </w:pPr>
             <w:r>
-              <w:t xml:space="preserve">45.7</w:t>
+              <w:rPr>
+                <w:iCs/>
+                <w:i/>
+              </w:rPr>
+              <w:t xml:space="preserve">stamping</w:t>
             </w:r>
           </w:p>
         </w:tc>
@@ -6217,7 +6997,11 @@
               <w:jc w:val="right"/>
             </w:pPr>
             <w:r>
-              <w:t xml:space="preserve">3.90</w:t>
+              <w:rPr>
+                <w:iCs/>
+                <w:i/>
+              </w:rPr>
+              <w:t xml:space="preserve">swept, ext. buffer</w:t>
             </w:r>
           </w:p>
         </w:tc>
@@ -6229,7 +7013,11 @@
               <w:jc w:val="right"/>
             </w:pPr>
             <w:r>
-              <w:t xml:space="preserve">3.82</w:t>
+              <w:rPr>
+                <w:iCs/>
+                <w:i/>
+              </w:rPr>
+              <w:t xml:space="preserve">swept, fused</w:t>
             </w:r>
           </w:p>
         </w:tc>
@@ -6241,7 +7029,11 @@
               <w:jc w:val="right"/>
             </w:pPr>
             <w:r>
-              <w:t xml:space="preserve">12.0×</w:t>
+              <w:rPr>
+                <w:iCs/>
+                <w:i/>
+              </w:rPr>
+              <w:t xml:space="preserve">+ prune + air-skip</w:t>
             </w:r>
           </w:p>
         </w:tc>
@@ -6253,8 +7045,36 @@
               <w:jc w:val="right"/>
             </w:pPr>
             <w:r>
-              <w:t xml:space="preserve">1.02×</w:t>
-            </w:r>
+              <w:rPr>
+                <w:iCs/>
+                <w:i/>
+              </w:rPr>
+              <w:t xml:space="preserve">(fusion)</w:t>
+            </w:r>
+          </w:p>
+        </w:tc>
+        <w:tc>
+          <w:tcPr/>
+          <w:p>
+            <w:pPr>
+              <w:pStyle w:val="Compact"/>
+              <w:jc w:val="right"/>
+            </w:pPr>
+            <w:r>
+              <w:rPr>
+                <w:iCs/>
+                <w:i/>
+              </w:rPr>
+              <w:t xml:space="preserve">(prune)</w:t>
+            </w:r>
+          </w:p>
+        </w:tc>
+        <w:tc>
+          <w:tcPr/>
+          <w:p>
+            <w:pPr>
+              <w:pStyle w:val="Compact"/>
+            </w:pPr>
           </w:p>
         </w:tc>
       </w:tr>
@@ -6267,7 +7087,11 @@
               <w:jc w:val="left"/>
             </w:pPr>
             <w:r>
-              <w:t xml:space="preserve">pocket_axis — axis-aligned raster</w:t>
+              <w:rPr>
+                <w:iCs/>
+                <w:i/>
+              </w:rPr>
+              <w:t xml:space="preserve">attribution</w:t>
             </w:r>
           </w:p>
         </w:tc>
@@ -6279,7 +7103,11 @@
               <w:jc w:val="right"/>
             </w:pPr>
             <w:r>
-              <w:t xml:space="preserve">111.3</w:t>
+              <w:rPr>
+                <w:iCs/>
+                <w:i/>
+              </w:rPr>
+              <w:t xml:space="preserve">Van Hook [1]</w:t>
             </w:r>
           </w:p>
         </w:tc>
@@ -6291,7 +7119,11 @@
               <w:jc w:val="right"/>
             </w:pPr>
             <w:r>
-              <w:t xml:space="preserve">7.80</w:t>
+              <w:rPr>
+                <w:iCs/>
+                <w:i/>
+              </w:rPr>
+              <w:t xml:space="preserve">straightforward swept [2–4]</w:t>
             </w:r>
           </w:p>
         </w:tc>
@@ -6303,7 +7135,11 @@
               <w:jc w:val="right"/>
             </w:pPr>
             <w:r>
-              <w:t xml:space="preserve">7.87</w:t>
+              <w:rPr>
+                <w:iCs/>
+                <w:i/>
+              </w:rPr>
+              <w:t xml:space="preserve">this work</w:t>
             </w:r>
           </w:p>
         </w:tc>
@@ -6315,20 +7151,36 @@
               <w:jc w:val="right"/>
             </w:pPr>
             <w:r>
-              <w:t xml:space="preserve">14.1×</w:t>
-            </w:r>
-          </w:p>
-        </w:tc>
-        <w:tc>
-          <w:tcPr/>
-          <w:p>
-            <w:pPr>
-              <w:pStyle w:val="Compact"/>
-              <w:jc w:val="right"/>
-            </w:pPr>
-            <w:r>
-              <w:t xml:space="preserve">0.99×</w:t>
-            </w:r>
+              <w:rPr>
+                <w:iCs/>
+                <w:i/>
+              </w:rPr>
+              <w:t xml:space="preserve">this work</w:t>
+            </w:r>
+          </w:p>
+        </w:tc>
+        <w:tc>
+          <w:tcPr/>
+          <w:p>
+            <w:pPr>
+              <w:pStyle w:val="Compact"/>
+            </w:pPr>
+          </w:p>
+        </w:tc>
+        <w:tc>
+          <w:tcPr/>
+          <w:p>
+            <w:pPr>
+              <w:pStyle w:val="Compact"/>
+            </w:pPr>
+          </w:p>
+        </w:tc>
+        <w:tc>
+          <w:tcPr/>
+          <w:p>
+            <w:pPr>
+              <w:pStyle w:val="Compact"/>
+            </w:pPr>
           </w:p>
         </w:tc>
       </w:tr>
@@ -6341,7 +7193,7 @@
               <w:jc w:val="left"/>
             </w:pPr>
             <w:r>
-              <w:t xml:space="preserve">raster45 — 45° diagonal raster</w:t>
+              <w:t xml:space="preserve">contour — axis-aligned perimeter</w:t>
             </w:r>
           </w:p>
         </w:tc>
@@ -6353,7 +7205,7 @@
               <w:jc w:val="right"/>
             </w:pPr>
             <w:r>
-              <w:t xml:space="preserve">187.8</w:t>
+              <w:t xml:space="preserve">46.5</w:t>
             </w:r>
           </w:p>
         </w:tc>
@@ -6365,7 +7217,7 @@
               <w:jc w:val="right"/>
             </w:pPr>
             <w:r>
-              <w:t xml:space="preserve">37.1</w:t>
+              <w:t xml:space="preserve">9.47</w:t>
             </w:r>
           </w:p>
         </w:tc>
@@ -6377,7 +7229,7 @@
               <w:jc w:val="right"/>
             </w:pPr>
             <w:r>
-              <w:t xml:space="preserve">13.1</w:t>
+              <w:t xml:space="preserve">3.89</w:t>
             </w:r>
           </w:p>
         </w:tc>
@@ -6389,7 +7241,7 @@
               <w:jc w:val="right"/>
             </w:pPr>
             <w:r>
-              <w:t xml:space="preserve">14.3×</w:t>
+              <w:t xml:space="preserve">4.25</w:t>
             </w:r>
           </w:p>
         </w:tc>
@@ -6405,7 +7257,31 @@
                 <w:bCs/>
                 <w:b/>
               </w:rPr>
-              <w:t xml:space="preserve">2.82×</w:t>
+              <w:t xml:space="preserve">2.43×</w:t>
+            </w:r>
+          </w:p>
+        </w:tc>
+        <w:tc>
+          <w:tcPr/>
+          <w:p>
+            <w:pPr>
+              <w:pStyle w:val="Compact"/>
+              <w:jc w:val="right"/>
+            </w:pPr>
+            <w:r>
+              <w:t xml:space="preserve">0.92×</w:t>
+            </w:r>
+          </w:p>
+        </w:tc>
+        <w:tc>
+          <w:tcPr/>
+          <w:p>
+            <w:pPr>
+              <w:pStyle w:val="Compact"/>
+              <w:jc w:val="right"/>
+            </w:pPr>
+            <w:r>
+              <w:t xml:space="preserve">10.9×</w:t>
             </w:r>
           </w:p>
         </w:tc>
@@ -6419,7 +7295,7 @@
               <w:jc w:val="left"/>
             </w:pPr>
             <w:r>
-              <w:t xml:space="preserve">rapids — scattered cuts, long air moves</w:t>
+              <w:t xml:space="preserve">pocket_axis — axis-aligned raster</w:t>
             </w:r>
           </w:p>
         </w:tc>
@@ -6431,7 +7307,7 @@
               <w:jc w:val="right"/>
             </w:pPr>
             <w:r>
-              <w:t xml:space="preserve">64.8</w:t>
+              <w:t xml:space="preserve">117.1</w:t>
             </w:r>
           </w:p>
         </w:tc>
@@ -6443,7 +7319,7 @@
               <w:jc w:val="right"/>
             </w:pPr>
             <w:r>
-              <w:t xml:space="preserve">11.3</w:t>
+              <w:t xml:space="preserve">16.4</w:t>
             </w:r>
           </w:p>
         </w:tc>
@@ -6455,7 +7331,7 @@
               <w:jc w:val="right"/>
             </w:pPr>
             <w:r>
-              <w:t xml:space="preserve">5.26</w:t>
+              <w:t xml:space="preserve">7.71</w:t>
             </w:r>
           </w:p>
         </w:tc>
@@ -6467,7 +7343,7 @@
               <w:jc w:val="right"/>
             </w:pPr>
             <w:r>
-              <w:t xml:space="preserve">12.3×</w:t>
+              <w:t xml:space="preserve">8.68</w:t>
             </w:r>
           </w:p>
         </w:tc>
@@ -6483,7 +7359,31 @@
                 <w:bCs/>
                 <w:b/>
               </w:rPr>
-              <w:t xml:space="preserve">2.15×</w:t>
+              <w:t xml:space="preserve">2.13×</w:t>
+            </w:r>
+          </w:p>
+        </w:tc>
+        <w:tc>
+          <w:tcPr/>
+          <w:p>
+            <w:pPr>
+              <w:pStyle w:val="Compact"/>
+              <w:jc w:val="right"/>
+            </w:pPr>
+            <w:r>
+              <w:t xml:space="preserve">0.89×</w:t>
+            </w:r>
+          </w:p>
+        </w:tc>
+        <w:tc>
+          <w:tcPr/>
+          <w:p>
+            <w:pPr>
+              <w:pStyle w:val="Compact"/>
+              <w:jc w:val="right"/>
+            </w:pPr>
+            <w:r>
+              <w:t xml:space="preserve">13.5×</w:t>
             </w:r>
           </w:p>
         </w:tc>
@@ -6497,7 +7397,7 @@
               <w:jc w:val="left"/>
             </w:pPr>
             <w:r>
-              <w:t xml:space="preserve">localized — small corner feature</w:t>
+              <w:t xml:space="preserve">raster45 — 45° diagonal raster</w:t>
             </w:r>
           </w:p>
         </w:tc>
@@ -6509,7 +7409,7 @@
               <w:jc w:val="right"/>
             </w:pPr>
             <w:r>
-              <w:t xml:space="preserve">34.7</w:t>
+              <w:t xml:space="preserve">191.9</w:t>
             </w:r>
           </w:p>
         </w:tc>
@@ -6521,7 +7421,7 @@
               <w:jc w:val="right"/>
             </w:pPr>
             <w:r>
-              <w:t xml:space="preserve">5.36</w:t>
+              <w:t xml:space="preserve">46.6</w:t>
             </w:r>
           </w:p>
         </w:tc>
@@ -6533,7 +7433,7 @@
               <w:jc w:val="right"/>
             </w:pPr>
             <w:r>
-              <w:t xml:space="preserve">3.71</w:t>
+              <w:t xml:space="preserve">37.2</w:t>
             </w:r>
           </w:p>
         </w:tc>
@@ -6545,7 +7445,7 @@
               <w:jc w:val="right"/>
             </w:pPr>
             <w:r>
-              <w:t xml:space="preserve">9.3×</w:t>
+              <w:t xml:space="preserve">13.6</w:t>
             </w:r>
           </w:p>
         </w:tc>
@@ -6557,7 +7457,35 @@
               <w:jc w:val="right"/>
             </w:pPr>
             <w:r>
-              <w:t xml:space="preserve">1.44×</w:t>
+              <w:t xml:space="preserve">1.25×</w:t>
+            </w:r>
+          </w:p>
+        </w:tc>
+        <w:tc>
+          <w:tcPr/>
+          <w:p>
+            <w:pPr>
+              <w:pStyle w:val="Compact"/>
+              <w:jc w:val="right"/>
+            </w:pPr>
+            <w:r>
+              <w:rPr>
+                <w:bCs/>
+                <w:b/>
+              </w:rPr>
+              <w:t xml:space="preserve">2.74×</w:t>
+            </w:r>
+          </w:p>
+        </w:tc>
+        <w:tc>
+          <w:tcPr/>
+          <w:p>
+            <w:pPr>
+              <w:pStyle w:val="Compact"/>
+              <w:jc w:val="right"/>
+            </w:pPr>
+            <w:r>
+              <w:t xml:space="preserve">14.1×</w:t>
             </w:r>
           </w:p>
         </w:tc>
@@ -6571,6 +7499,210 @@
               <w:jc w:val="left"/>
             </w:pPr>
             <w:r>
+              <w:t xml:space="preserve">rapids — scattered cuts, long air moves</w:t>
+            </w:r>
+          </w:p>
+        </w:tc>
+        <w:tc>
+          <w:tcPr/>
+          <w:p>
+            <w:pPr>
+              <w:pStyle w:val="Compact"/>
+              <w:jc w:val="right"/>
+            </w:pPr>
+            <w:r>
+              <w:t xml:space="preserve">72.2</w:t>
+            </w:r>
+          </w:p>
+        </w:tc>
+        <w:tc>
+          <w:tcPr/>
+          <w:p>
+            <w:pPr>
+              <w:pStyle w:val="Compact"/>
+              <w:jc w:val="right"/>
+            </w:pPr>
+            <w:r>
+              <w:t xml:space="preserve">17.9</w:t>
+            </w:r>
+          </w:p>
+        </w:tc>
+        <w:tc>
+          <w:tcPr/>
+          <w:p>
+            <w:pPr>
+              <w:pStyle w:val="Compact"/>
+              <w:jc w:val="right"/>
+            </w:pPr>
+            <w:r>
+              <w:t xml:space="preserve">12.1</w:t>
+            </w:r>
+          </w:p>
+        </w:tc>
+        <w:tc>
+          <w:tcPr/>
+          <w:p>
+            <w:pPr>
+              <w:pStyle w:val="Compact"/>
+              <w:jc w:val="right"/>
+            </w:pPr>
+            <w:r>
+              <w:t xml:space="preserve">6.68</w:t>
+            </w:r>
+          </w:p>
+        </w:tc>
+        <w:tc>
+          <w:tcPr/>
+          <w:p>
+            <w:pPr>
+              <w:pStyle w:val="Compact"/>
+              <w:jc w:val="right"/>
+            </w:pPr>
+            <w:r>
+              <w:t xml:space="preserve">1.48×</w:t>
+            </w:r>
+          </w:p>
+        </w:tc>
+        <w:tc>
+          <w:tcPr/>
+          <w:p>
+            <w:pPr>
+              <w:pStyle w:val="Compact"/>
+              <w:jc w:val="right"/>
+            </w:pPr>
+            <w:r>
+              <w:rPr>
+                <w:bCs/>
+                <w:b/>
+              </w:rPr>
+              <w:t xml:space="preserve">1.81×</w:t>
+            </w:r>
+          </w:p>
+        </w:tc>
+        <w:tc>
+          <w:tcPr/>
+          <w:p>
+            <w:pPr>
+              <w:pStyle w:val="Compact"/>
+              <w:jc w:val="right"/>
+            </w:pPr>
+            <w:r>
+              <w:t xml:space="preserve">10.8×</w:t>
+            </w:r>
+          </w:p>
+        </w:tc>
+      </w:tr>
+      <w:tr>
+        <w:tc>
+          <w:tcPr/>
+          <w:p>
+            <w:pPr>
+              <w:pStyle w:val="Compact"/>
+              <w:jc w:val="left"/>
+            </w:pPr>
+            <w:r>
+              <w:t xml:space="preserve">localized — small corner feature</w:t>
+            </w:r>
+          </w:p>
+        </w:tc>
+        <w:tc>
+          <w:tcPr/>
+          <w:p>
+            <w:pPr>
+              <w:pStyle w:val="Compact"/>
+              <w:jc w:val="right"/>
+            </w:pPr>
+            <w:r>
+              <w:t xml:space="preserve">37.7</w:t>
+            </w:r>
+          </w:p>
+        </w:tc>
+        <w:tc>
+          <w:tcPr/>
+          <w:p>
+            <w:pPr>
+              <w:pStyle w:val="Compact"/>
+              <w:jc w:val="right"/>
+            </w:pPr>
+            <w:r>
+              <w:t xml:space="preserve">11.7</w:t>
+            </w:r>
+          </w:p>
+        </w:tc>
+        <w:tc>
+          <w:tcPr/>
+          <w:p>
+            <w:pPr>
+              <w:pStyle w:val="Compact"/>
+              <w:jc w:val="right"/>
+            </w:pPr>
+            <w:r>
+              <w:t xml:space="preserve">5.22</w:t>
+            </w:r>
+          </w:p>
+        </w:tc>
+        <w:tc>
+          <w:tcPr/>
+          <w:p>
+            <w:pPr>
+              <w:pStyle w:val="Compact"/>
+              <w:jc w:val="right"/>
+            </w:pPr>
+            <w:r>
+              <w:t xml:space="preserve">4.05</w:t>
+            </w:r>
+          </w:p>
+        </w:tc>
+        <w:tc>
+          <w:tcPr/>
+          <w:p>
+            <w:pPr>
+              <w:pStyle w:val="Compact"/>
+              <w:jc w:val="right"/>
+            </w:pPr>
+            <w:r>
+              <w:rPr>
+                <w:bCs/>
+                <w:b/>
+              </w:rPr>
+              <w:t xml:space="preserve">2.24×</w:t>
+            </w:r>
+          </w:p>
+        </w:tc>
+        <w:tc>
+          <w:tcPr/>
+          <w:p>
+            <w:pPr>
+              <w:pStyle w:val="Compact"/>
+              <w:jc w:val="right"/>
+            </w:pPr>
+            <w:r>
+              <w:t xml:space="preserve">1.29×</w:t>
+            </w:r>
+          </w:p>
+        </w:tc>
+        <w:tc>
+          <w:tcPr/>
+          <w:p>
+            <w:pPr>
+              <w:pStyle w:val="Compact"/>
+              <w:jc w:val="right"/>
+            </w:pPr>
+            <w:r>
+              <w:t xml:space="preserve">9.3×</w:t>
+            </w:r>
+          </w:p>
+        </w:tc>
+      </w:tr>
+      <w:tr>
+        <w:tc>
+          <w:tcPr/>
+          <w:p>
+            <w:pPr>
+              <w:pStyle w:val="Compact"/>
+              <w:jc w:val="left"/>
+            </w:pPr>
+            <w:r>
               <w:t xml:space="preserve">finishing — fine-stepover raster</w:t>
             </w:r>
           </w:p>
@@ -6583,7 +7715,7 @@
               <w:jc w:val="right"/>
             </w:pPr>
             <w:r>
-              <w:t xml:space="preserve">96.0</w:t>
+              <w:t xml:space="preserve">192.8</w:t>
             </w:r>
           </w:p>
         </w:tc>
@@ -6595,7 +7727,7 @@
               <w:jc w:val="right"/>
             </w:pPr>
             <w:r>
-              <w:t xml:space="preserve">6.52</w:t>
+              <w:t xml:space="preserve">24.1</w:t>
             </w:r>
           </w:p>
         </w:tc>
@@ -6607,7 +7739,7 @@
               <w:jc w:val="right"/>
             </w:pPr>
             <w:r>
-              <w:t xml:space="preserve">7.75</w:t>
+              <w:t xml:space="preserve">12.5</w:t>
             </w:r>
           </w:p>
         </w:tc>
@@ -6619,7 +7751,7 @@
               <w:jc w:val="right"/>
             </w:pPr>
             <w:r>
-              <w:t xml:space="preserve">12.4×</w:t>
+              <w:t xml:space="preserve">13.6</w:t>
             </w:r>
           </w:p>
         </w:tc>
@@ -6631,7 +7763,35 @@
               <w:jc w:val="right"/>
             </w:pPr>
             <w:r>
-              <w:t xml:space="preserve">0.84×</w:t>
+              <w:rPr>
+                <w:bCs/>
+                <w:b/>
+              </w:rPr>
+              <w:t xml:space="preserve">1.93×</w:t>
+            </w:r>
+          </w:p>
+        </w:tc>
+        <w:tc>
+          <w:tcPr/>
+          <w:p>
+            <w:pPr>
+              <w:pStyle w:val="Compact"/>
+              <w:jc w:val="right"/>
+            </w:pPr>
+            <w:r>
+              <w:t xml:space="preserve">0.92×</w:t>
+            </w:r>
+          </w:p>
+        </w:tc>
+        <w:tc>
+          <w:tcPr/>
+          <w:p>
+            <w:pPr>
+              <w:pStyle w:val="Compact"/>
+              <w:jc w:val="right"/>
+            </w:pPr>
+            <w:r>
+              <w:t xml:space="preserve">14.2×</w:t>
             </w:r>
           </w:p>
         </w:tc>
@@ -6642,45 +7802,64 @@
         <w:pStyle w:val="BodyText"/>
       </w:pPr>
       <w:r>
-        <w:rPr>
-          <w:bCs/>
-          <w:b/>
-        </w:rPr>
-        <w:t xml:space="preserve">S0→S1 (≈9–14×)</w:t>
-      </w:r>
-      <w:r>
-        <w:t xml:space="preserve"> </w:t>
-      </w:r>
-      <w:r>
-        <w:t xml:space="preserve">is the established gain of the per-move swept formulation over per-step stamping —</w:t>
-      </w:r>
-      <w:r>
-        <w:t xml:space="preserve"> </w:t>
-      </w:r>
-      <w:r>
-        <w:t xml:space="preserve">what the known methods already deliver.</w:t>
-      </w:r>
-      <w:r>
-        <w:t xml:space="preserve"> </w:t>
-      </w:r>
-      <w:r>
-        <w:rPr>
-          <w:bCs/>
-          <w:b/>
-        </w:rPr>
-        <w:t xml:space="preserve">S1→S2</w:t>
-      </w:r>
-      <w:r>
-        <w:t xml:space="preserve"> </w:t>
-      </w:r>
-      <w:r>
-        <w:t xml:space="preserve">is this work’s contribution and is workload-dependent</w:t>
-      </w:r>
-      <w:r>
-        <w:t xml:space="preserve"> </w:t>
-      </w:r>
-      <w:r>
-        <w:t xml:space="preserve">by construction: it removes the over-dispatch of</w:t>
+        <w:t xml:space="preserve">Two of the levels are established, two are ours.</w:t>
+      </w:r>
+      <w:r>
+        <w:t xml:space="preserve"> </w:t>
+      </w:r>
+      <w:r>
+        <w:rPr>
+          <w:bCs/>
+          <w:b/>
+        </w:rPr>
+        <w:t xml:space="preserve">S0→S1 (≈3–8×)</w:t>
+      </w:r>
+      <w:r>
+        <w:t xml:space="preserve"> </w:t>
+      </w:r>
+      <w:r>
+        <w:t xml:space="preserve">is the per-move swept formulation over</w:t>
+      </w:r>
+      <w:r>
+        <w:t xml:space="preserve"> </w:t>
+      </w:r>
+      <w:r>
+        <w:t xml:space="preserve">per-step stamping — what the known methods already deliver.</w:t>
+      </w:r>
+      <w:r>
+        <w:t xml:space="preserve"> </w:t>
+      </w:r>
+      <w:r>
+        <w:rPr>
+          <w:bCs/>
+          <w:b/>
+        </w:rPr>
+        <w:t xml:space="preserve">S1→S2 (≈1.25–2.4×, geomean ≈1.9×)</w:t>
+      </w:r>
+      <w:r>
+        <w:t xml:space="preserve"> </w:t>
+      </w:r>
+      <w:r>
+        <w:t xml:space="preserve">is</w:t>
+      </w:r>
+      <w:r>
+        <w:t xml:space="preserve"> </w:t>
+      </w:r>
+      <w:r>
+        <w:rPr>
+          <w:bCs/>
+          <w:b/>
+        </w:rPr>
+        <w:t xml:space="preserve">this work’s fusion</w:t>
+      </w:r>
+      <w:r>
+        <w:t xml:space="preserve">: computing the swept envelope on the fly and subtracting it in place, rather than</w:t>
+      </w:r>
+      <w:r>
+        <w:t xml:space="preserve"> </w:t>
+      </w:r>
+      <w:r>
+        <w:t xml:space="preserve">writing it to a separate buffer and subtracting in a second pass, is a consistent speed win</w:t>
       </w:r>
       <w:r>
         <w:t xml:space="preserve"> </w:t>
@@ -6690,26 +7869,35 @@
           <w:iCs/>
           <w:i/>
         </w:rPr>
-        <w:t xml:space="preserve">non-axis-aligned</w:t>
-      </w:r>
-      <w:r>
-        <w:t xml:space="preserve"> </w:t>
-      </w:r>
-      <w:r>
-        <w:t xml:space="preserve">segments (45° raster</w:t>
-      </w:r>
-      <w:r>
-        <w:t xml:space="preserve"> </w:t>
-      </w:r>
-      <w:r>
-        <w:rPr>
-          <w:bCs/>
-          <w:b/>
-        </w:rPr>
-        <w:t xml:space="preserve">2.82×</w:t>
-      </w:r>
-      <w:r>
-        <w:t xml:space="preserve">) and</w:t>
+        <w:t xml:space="preserve">and</w:t>
+      </w:r>
+      <w:r>
+        <w:t xml:space="preserve"> </w:t>
+      </w:r>
+      <w:r>
+        <w:t xml:space="preserve">removes a full-size resident buffer (§6.3) — the gain is largest where the carve is otherwise cheap (the</w:t>
+      </w:r>
+      <w:r>
+        <w:t xml:space="preserve"> </w:t>
+      </w:r>
+      <w:r>
+        <w:t xml:space="preserve">fixed cost of the extra pass and buffer round-trip dominates) and smallest on the big diagonal raster.</w:t>
+      </w:r>
+      <w:r>
+        <w:t xml:space="preserve"> </w:t>
+      </w:r>
+      <w:r>
+        <w:rPr>
+          <w:bCs/>
+          <w:b/>
+        </w:rPr>
+        <w:t xml:space="preserve">S2→S3</w:t>
+      </w:r>
+      <w:r>
+        <w:t xml:space="preserve"> </w:t>
+      </w:r>
+      <w:r>
+        <w:t xml:space="preserve">is this work’s tube pruning, workload-dependent by construction: it removes the over-dispatch of</w:t>
       </w:r>
       <w:r>
         <w:t xml:space="preserve"> </w:t>
@@ -6719,6 +7907,35 @@
           <w:iCs/>
           <w:i/>
         </w:rPr>
+        <w:t xml:space="preserve">non-axis-aligned</w:t>
+      </w:r>
+      <w:r>
+        <w:t xml:space="preserve"> </w:t>
+      </w:r>
+      <w:r>
+        <w:t xml:space="preserve">segments (45° raster</w:t>
+      </w:r>
+      <w:r>
+        <w:t xml:space="preserve"> </w:t>
+      </w:r>
+      <w:r>
+        <w:rPr>
+          <w:bCs/>
+          <w:b/>
+        </w:rPr>
+        <w:t xml:space="preserve">2.74×</w:t>
+      </w:r>
+      <w:r>
+        <w:t xml:space="preserve">) and</w:t>
+      </w:r>
+      <w:r>
+        <w:t xml:space="preserve"> </w:t>
+      </w:r>
+      <w:r>
+        <w:rPr>
+          <w:iCs/>
+          <w:i/>
+        </w:rPr>
         <w:t xml:space="preserve">in-air</w:t>
       </w:r>
       <w:r>
@@ -6732,22 +7949,28 @@
           <w:bCs/>
           <w:b/>
         </w:rPr>
-        <w:t xml:space="preserve">2.15×</w:t>
-      </w:r>
-      <w:r>
-        <w:t xml:space="preserve">), is neutral on axis-aligned programs (~1×, the AABB already equals the swept</w:t>
-      </w:r>
-      <w:r>
-        <w:t xml:space="preserve"> </w:t>
-      </w:r>
-      <w:r>
-        <w:t xml:space="preserve">band), and costs a few percent on dense axis-aligned rasters (finishing 0.84×). The mechanism, not an</w:t>
-      </w:r>
-      <w:r>
-        <w:t xml:space="preserve"> </w:t>
-      </w:r>
-      <w:r>
-        <w:t xml:space="preserve">average, is the point. Reproducible via</w:t>
+        <w:t xml:space="preserve">1.81×</w:t>
+      </w:r>
+      <w:r>
+        <w:t xml:space="preserve">), is roughly neutral on</w:t>
+      </w:r>
+      <w:r>
+        <w:t xml:space="preserve"> </w:t>
+      </w:r>
+      <w:r>
+        <w:t xml:space="preserve">axis-aligned programs (the AABB already equals the swept band), and costs a few percent on dense</w:t>
+      </w:r>
+      <w:r>
+        <w:t xml:space="preserve"> </w:t>
+      </w:r>
+      <w:r>
+        <w:t xml:space="preserve">axis-aligned rasters (the per-column branch). Fusion (S1→S2) and pruning (S2→S3) are complementary — the</w:t>
+      </w:r>
+      <w:r>
+        <w:t xml:space="preserve"> </w:t>
+      </w:r>
+      <w:r>
+        <w:t xml:space="preserve">first always pays, the second pays where the dispatch over-covers. Reproducible via</w:t>
       </w:r>
       <w:r>
         <w:t xml:space="preserve"> </w:t>
@@ -6769,9 +7992,9 @@
       <w:r>
         <w:drawing>
           <wp:inline>
-            <wp:extent cx="5334000" cy="2861082"/>
+            <wp:extent cx="5334000" cy="3079651"/>
             <wp:effectExtent b="0" l="0" r="0" t="0"/>
-            <wp:docPr descr="Figure 9. Net carving time per machining workload and refinement level (log scale). S0→S1 (grey→blue) is the established swept method’s uniform ~12× gain over per-step stamping; S1→S2 (blue→green) is this work’s tube-pruning + in-air skip — it pays where the dispatch over-covers (45° raster 2.82×, air-heavy 2.15×), is neutral on axis-aligned work, and costs a little on the dense finishing raster." title="" id="67" name="Picture"/>
+            <wp:docPr descr="Figure 9. Net carving time per machining workload and refinement level (log scale). S0→S1 is the established per-move swept method; S1→S2 (orange→blue) is this work’s fusion — the swept volume computed on the fly and subtracted in place instead of via a separate buffer (≈1.25–2.4×, and it halves resident memory); S2→S3 (blue→green) is this work’s tube-pruning + in-air skip, which pays where the dispatch over-covers (45° raster 2.74×, air-heavy 1.81×)." title="" id="67" name="Picture"/>
             <a:graphic>
               <a:graphicData uri="http://schemas.openxmlformats.org/drawingml/2006/picture">
                 <pic:pic>
@@ -6790,7 +8013,7 @@
                   <pic:spPr bwMode="auto">
                     <a:xfrm>
                       <a:off x="0" y="0"/>
-                      <a:ext cx="5334000" cy="2861082"/>
+                      <a:ext cx="5334000" cy="3079651"/>
                     </a:xfrm>
                     <a:prstGeom prst="rect">
                       <a:avLst/>
@@ -6824,31 +8047,60 @@
         <w:t xml:space="preserve"> </w:t>
       </w:r>
       <w:r>
-        <w:t xml:space="preserve">Net carving time per machining workload and refinement level (log scale). S0→S1</w:t>
-      </w:r>
-      <w:r>
-        <w:t xml:space="preserve"> </w:t>
-      </w:r>
-      <w:r>
-        <w:t xml:space="preserve">(grey→blue) is the established swept method’s uniform ~12× gain over per-step stamping; S1→S2</w:t>
-      </w:r>
-      <w:r>
-        <w:t xml:space="preserve"> </w:t>
-      </w:r>
-      <w:r>
-        <w:t xml:space="preserve">(blue→green) is this work’s tube-pruning + in-air skip — it pays where the dispatch over-covers (45°</w:t>
-      </w:r>
-      <w:r>
-        <w:t xml:space="preserve"> </w:t>
-      </w:r>
-      <w:r>
-        <w:t xml:space="preserve">raster 2.82×, air-heavy 2.15×), is neutral on axis-aligned work, and costs a little on the dense</w:t>
-      </w:r>
-      <w:r>
-        <w:t xml:space="preserve"> </w:t>
-      </w:r>
-      <w:r>
-        <w:t xml:space="preserve">finishing raster.</w:t>
+        <w:t xml:space="preserve">Net carving time per machining workload and refinement level (log scale). S0→S1 is the</w:t>
+      </w:r>
+      <w:r>
+        <w:t xml:space="preserve"> </w:t>
+      </w:r>
+      <w:r>
+        <w:t xml:space="preserve">established per-move swept method;</w:t>
+      </w:r>
+      <w:r>
+        <w:t xml:space="preserve"> </w:t>
+      </w:r>
+      <w:r>
+        <w:rPr>
+          <w:bCs/>
+          <w:b/>
+        </w:rPr>
+        <w:t xml:space="preserve">S1→S2 (orange→blue) is this work’s fusion — the swept volume computed</w:t>
+      </w:r>
+      <w:r>
+        <w:rPr>
+          <w:bCs/>
+          <w:b/>
+        </w:rPr>
+        <w:t xml:space="preserve"> </w:t>
+      </w:r>
+      <w:r>
+        <w:rPr>
+          <w:bCs/>
+          <w:b/>
+        </w:rPr>
+        <w:t xml:space="preserve">on the fly and subtracted in place instead of via a separate buffer (≈1.25–2.4×, and it halves resident</w:t>
+      </w:r>
+      <w:r>
+        <w:rPr>
+          <w:bCs/>
+          <w:b/>
+        </w:rPr>
+        <w:t xml:space="preserve"> </w:t>
+      </w:r>
+      <w:r>
+        <w:rPr>
+          <w:bCs/>
+          <w:b/>
+        </w:rPr>
+        <w:t xml:space="preserve">memory)</w:t>
+      </w:r>
+      <w:r>
+        <w:t xml:space="preserve">; S2→S3 (blue→green) is this work’s tube-pruning + in-air skip, which pays where the dispatch</w:t>
+      </w:r>
+      <w:r>
+        <w:t xml:space="preserve"> </w:t>
+      </w:r>
+      <w:r>
+        <w:t xml:space="preserve">over-covers (45° raster 2.74×, air-heavy 1.81×).</w:t>
       </w:r>
     </w:p>
     <w:bookmarkEnd w:id="69"/>
@@ -7073,6 +8325,698 @@
       </w:r>
       <w:r>
         <w:t xml:space="preserve">even makes whole-stock programs slower.</w:t>
+      </w:r>
+    </w:p>
+    <w:bookmarkEnd w:id="70"/>
+    <w:bookmarkStart w:id="71" w:name="X0cbae725dac3ac131b3fef9f61cd0d716a355bc"/>
+    <w:p>
+      <w:pPr>
+        <w:pStyle w:val="Heading3"/>
+      </w:pPr>
+      <w:r>
+        <w:t xml:space="preserve">6.3 Memory and data movement across the two phases</w:t>
+      </w:r>
+    </w:p>
+    <w:p>
+      <w:pPr>
+        <w:pStyle w:val="FirstParagraph"/>
+      </w:pPr>
+      <w:r>
+        <w:t xml:space="preserve">Speed is only half the story: each phase also shrinks what the GPU must</w:t>
+      </w:r>
+      <w:r>
+        <w:t xml:space="preserve"> </w:t>
+      </w:r>
+      <w:r>
+        <w:rPr>
+          <w:bCs/>
+          <w:b/>
+        </w:rPr>
+        <w:t xml:space="preserve">hold</w:t>
+      </w:r>
+      <w:r>
+        <w:t xml:space="preserve"> </w:t>
+      </w:r>
+      <w:r>
+        <w:t xml:space="preserve">and</w:t>
+      </w:r>
+      <w:r>
+        <w:t xml:space="preserve"> </w:t>
+      </w:r>
+      <w:r>
+        <w:rPr>
+          <w:bCs/>
+          <w:b/>
+        </w:rPr>
+        <w:t xml:space="preserve">move</w:t>
+      </w:r>
+      <w:r>
+        <w:t xml:space="preserve">. Table 4</w:t>
+      </w:r>
+      <w:r>
+        <w:t xml:space="preserve"> </w:t>
+      </w:r>
+      <w:r>
+        <w:t xml:space="preserve">consolidates the footprint and data-movement figures introduced piecemeal above (§3.3, §3.5, §6.2) for</w:t>
+      </w:r>
+      <w:r>
+        <w:t xml:space="preserve"> </w:t>
+      </w:r>
+      <w:r>
+        <w:t xml:space="preserve">the reference</w:t>
+      </w:r>
+      <w:r>
+        <w:t xml:space="preserve"> </w:t>
+      </w:r>
+      <w:r>
+        <w:rPr>
+          <w:rStyle w:val="VerbatimChar"/>
+        </w:rPr>
+        <w:t xml:space="preserve">1000×1000×500</w:t>
+      </w:r>
+      <w:r>
+        <w:t xml:space="preserve"> </w:t>
+      </w:r>
+      <w:r>
+        <w:t xml:space="preserve">stock.</w:t>
+      </w:r>
+    </w:p>
+    <w:p>
+      <w:pPr>
+        <w:pStyle w:val="BodyText"/>
+      </w:pPr>
+      <w:r>
+        <w:rPr>
+          <w:bCs/>
+          <w:b/>
+        </w:rPr>
+        <w:t xml:space="preserve">Table 4 — Resident footprint and data movement, per phase (reference stock).</w:t>
+      </w:r>
+    </w:p>
+    <w:tbl>
+      <w:tblPr>
+        <w:tblStyle w:val="Table"/>
+        <w:tblW w:type="pct" w:w="5000"/>
+        <w:tblLook w:firstRow="1" w:lastRow="0" w:firstColumn="0" w:lastColumn="0" w:noHBand="0" w:noVBand="0" w:val="0020"/>
+        <w:jc w:val="start"/>
+      </w:tblPr>
+      <w:tblGrid>
+        <w:gridCol w:w="1584"/>
+        <w:gridCol w:w="1584"/>
+        <w:gridCol w:w="1584"/>
+        <w:gridCol w:w="1584"/>
+        <w:gridCol w:w="1584"/>
+      </w:tblGrid>
+      <w:tr>
+        <w:trPr>
+          <w:tblHeader w:val="true"/>
+        </w:trPr>
+        <w:tc>
+          <w:tcPr/>
+          <w:p>
+            <w:pPr>
+              <w:pStyle w:val="Compact"/>
+            </w:pPr>
+          </w:p>
+        </w:tc>
+        <w:tc>
+          <w:tcPr/>
+          <w:p>
+            <w:pPr>
+              <w:pStyle w:val="Compact"/>
+              <w:jc w:val="left"/>
+            </w:pPr>
+            <w:r>
+              <w:t xml:space="preserve">Naive stamping</w:t>
+            </w:r>
+          </w:p>
+        </w:tc>
+        <w:tc>
+          <w:tcPr/>
+          <w:p>
+            <w:pPr>
+              <w:pStyle w:val="Compact"/>
+              <w:jc w:val="left"/>
+            </w:pPr>
+            <w:r>
+              <w:t xml:space="preserve">Swept, external buffer (S1)</w:t>
+            </w:r>
+          </w:p>
+        </w:tc>
+        <w:tc>
+          <w:tcPr/>
+          <w:p>
+            <w:pPr>
+              <w:pStyle w:val="Compact"/>
+              <w:jc w:val="left"/>
+            </w:pPr>
+            <w:r>
+              <w:t xml:space="preserve">Phase 1 fused (S2)</w:t>
+            </w:r>
+          </w:p>
+        </w:tc>
+        <w:tc>
+          <w:tcPr/>
+          <w:p>
+            <w:pPr>
+              <w:pStyle w:val="Compact"/>
+              <w:jc w:val="left"/>
+            </w:pPr>
+            <w:r>
+              <w:t xml:space="preserve">Phase 2 (this work, S3)</w:t>
+            </w:r>
+          </w:p>
+        </w:tc>
+      </w:tr>
+      <w:tr>
+        <w:tc>
+          <w:tcPr/>
+          <w:p>
+            <w:pPr>
+              <w:pStyle w:val="Compact"/>
+              <w:jc w:val="left"/>
+            </w:pPr>
+            <w:r>
+              <w:t xml:space="preserve">Material-to-remove</w:t>
+            </w:r>
+          </w:p>
+        </w:tc>
+        <w:tc>
+          <w:tcPr/>
+          <w:p>
+            <w:pPr>
+              <w:pStyle w:val="Compact"/>
+              <w:jc w:val="left"/>
+            </w:pPr>
+            <w:r>
+              <w:t xml:space="preserve">tool stamped every jog step</w:t>
+            </w:r>
+          </w:p>
+        </w:tc>
+        <w:tc>
+          <w:tcPr/>
+          <w:p>
+            <w:pPr>
+              <w:pStyle w:val="Compact"/>
+              <w:jc w:val="left"/>
+            </w:pPr>
+            <w:r>
+              <w:rPr>
+                <w:bCs/>
+                <w:b/>
+              </w:rPr>
+              <w:t xml:space="preserve">materialized</w:t>
+            </w:r>
+            <w:r>
+              <w:t xml:space="preserve"> </w:t>
+            </w:r>
+            <w:r>
+              <w:t xml:space="preserve">— swept volume written to a buffer</w:t>
+            </w:r>
+          </w:p>
+        </w:tc>
+        <w:tc>
+          <w:tcPr/>
+          <w:p>
+            <w:pPr>
+              <w:pStyle w:val="Compact"/>
+              <w:jc w:val="left"/>
+            </w:pPr>
+            <w:r>
+              <w:rPr>
+                <w:bCs/>
+                <w:b/>
+              </w:rPr>
+              <w:t xml:space="preserve">none</w:t>
+            </w:r>
+            <w:r>
+              <w:t xml:space="preserve"> </w:t>
+            </w:r>
+            <w:r>
+              <w:t xml:space="preserve">— O(1) Z-envelope per column, on the fly</w:t>
+            </w:r>
+          </w:p>
+        </w:tc>
+        <w:tc>
+          <w:tcPr/>
+          <w:p>
+            <w:pPr>
+              <w:pStyle w:val="Compact"/>
+              <w:jc w:val="left"/>
+            </w:pPr>
+            <w:r>
+              <w:t xml:space="preserve">same as S2</w:t>
+            </w:r>
+          </w:p>
+        </w:tc>
+      </w:tr>
+      <w:tr>
+        <w:tc>
+          <w:tcPr/>
+          <w:p>
+            <w:pPr>
+              <w:pStyle w:val="Compact"/>
+              <w:jc w:val="left"/>
+            </w:pPr>
+            <w:r>
+              <w:t xml:space="preserve">Resident working set</w:t>
+            </w:r>
+          </w:p>
+        </w:tc>
+        <w:tc>
+          <w:tcPr/>
+          <w:p>
+            <w:pPr>
+              <w:pStyle w:val="Compact"/>
+              <w:jc w:val="left"/>
+            </w:pPr>
+            <w:r>
+              <w:t xml:space="preserve">128 MB flat</w:t>
+            </w:r>
+          </w:p>
+        </w:tc>
+        <w:tc>
+          <w:tcPr/>
+          <w:p>
+            <w:pPr>
+              <w:pStyle w:val="Compact"/>
+              <w:jc w:val="left"/>
+            </w:pPr>
+            <w:r>
+              <w:rPr>
+                <w:bCs/>
+                <w:b/>
+              </w:rPr>
+              <w:t xml:space="preserve">256 MB</w:t>
+            </w:r>
+            <w:r>
+              <w:t xml:space="preserve"> </w:t>
+            </w:r>
+            <w:r>
+              <w:t xml:space="preserve">— 128 MB stock + a 128 MB swept twin</w:t>
+            </w:r>
+          </w:p>
+        </w:tc>
+        <w:tc>
+          <w:tcPr/>
+          <w:p>
+            <w:pPr>
+              <w:pStyle w:val="Compact"/>
+              <w:jc w:val="left"/>
+            </w:pPr>
+            <w:r>
+              <w:rPr>
+                <w:bCs/>
+                <w:b/>
+              </w:rPr>
+              <w:t xml:space="preserve">128 MB</w:t>
+            </w:r>
+            <w:r>
+              <w:t xml:space="preserve"> </w:t>
+            </w:r>
+            <w:r>
+              <w:t xml:space="preserve">(no twin)</w:t>
+            </w:r>
+          </w:p>
+        </w:tc>
+        <w:tc>
+          <w:tcPr/>
+          <w:p>
+            <w:pPr>
+              <w:pStyle w:val="Compact"/>
+              <w:jc w:val="left"/>
+            </w:pPr>
+            <w:r>
+              <w:rPr>
+                <w:bCs/>
+                <w:b/>
+              </w:rPr>
+              <w:t xml:space="preserve">8 MB</w:t>
+            </w:r>
+            <w:r>
+              <w:t xml:space="preserve"> </w:t>
+            </w:r>
+            <w:r>
+              <w:t xml:space="preserve">sparse for localized work (~15×), else 128 MB</w:t>
+            </w:r>
+          </w:p>
+        </w:tc>
+      </w:tr>
+      <w:tr>
+        <w:tc>
+          <w:tcPr/>
+          <w:p>
+            <w:pPr>
+              <w:pStyle w:val="Compact"/>
+              <w:jc w:val="left"/>
+            </w:pPr>
+            <w:r>
+              <w:t xml:space="preserve">Result assembly</w:t>
+            </w:r>
+          </w:p>
+        </w:tc>
+        <w:tc>
+          <w:tcPr/>
+          <w:p>
+            <w:pPr>
+              <w:pStyle w:val="Compact"/>
+              <w:jc w:val="left"/>
+            </w:pPr>
+            <w:r>
+              <w:t xml:space="preserve">separate output + per-step 12 MB stock copy</w:t>
+            </w:r>
+          </w:p>
+        </w:tc>
+        <w:tc>
+          <w:tcPr/>
+          <w:p>
+            <w:pPr>
+              <w:pStyle w:val="Compact"/>
+              <w:jc w:val="left"/>
+            </w:pPr>
+            <w:r>
+              <w:t xml:space="preserve">second pass reads the twin, subtracts</w:t>
+            </w:r>
+          </w:p>
+        </w:tc>
+        <w:tc>
+          <w:tcPr/>
+          <w:p>
+            <w:pPr>
+              <w:pStyle w:val="Compact"/>
+              <w:jc w:val="left"/>
+            </w:pPr>
+            <w:r>
+              <w:rPr>
+                <w:bCs/>
+                <w:b/>
+              </w:rPr>
+              <w:t xml:space="preserve">in place</w:t>
+            </w:r>
+            <w:r>
+              <w:t xml:space="preserve"> </w:t>
+            </w:r>
+            <w:r>
+              <w:t xml:space="preserve">in the one working buffer</w:t>
+            </w:r>
+          </w:p>
+        </w:tc>
+        <w:tc>
+          <w:tcPr/>
+          <w:p>
+            <w:pPr>
+              <w:pStyle w:val="Compact"/>
+              <w:jc w:val="left"/>
+            </w:pPr>
+            <w:r>
+              <w:t xml:space="preserve">same as S2</w:t>
+            </w:r>
+          </w:p>
+        </w:tc>
+      </w:tr>
+      <w:tr>
+        <w:tc>
+          <w:tcPr/>
+          <w:p>
+            <w:pPr>
+              <w:pStyle w:val="Compact"/>
+              <w:jc w:val="left"/>
+            </w:pPr>
+            <w:r>
+              <w:t xml:space="preserve">Read-back transfer</w:t>
+            </w:r>
+          </w:p>
+        </w:tc>
+        <w:tc>
+          <w:tcPr/>
+          <w:p>
+            <w:pPr>
+              <w:pStyle w:val="Compact"/>
+              <w:jc w:val="left"/>
+            </w:pPr>
+            <w:r>
+              <w:t xml:space="preserve">128 MB unpacked</w:t>
+            </w:r>
+          </w:p>
+        </w:tc>
+        <w:tc>
+          <w:tcPr/>
+          <w:p>
+            <w:pPr>
+              <w:pStyle w:val="Compact"/>
+              <w:jc w:val="left"/>
+            </w:pPr>
+            <w:r>
+              <w:t xml:space="preserve">8 MB GPU-compacted</w:t>
+            </w:r>
+          </w:p>
+        </w:tc>
+        <w:tc>
+          <w:tcPr/>
+          <w:p>
+            <w:pPr>
+              <w:pStyle w:val="Compact"/>
+              <w:jc w:val="left"/>
+            </w:pPr>
+            <w:r>
+              <w:rPr>
+                <w:bCs/>
+                <w:b/>
+              </w:rPr>
+              <w:t xml:space="preserve">8 MB</w:t>
+            </w:r>
+            <w:r>
+              <w:t xml:space="preserve"> </w:t>
+            </w:r>
+            <w:r>
+              <w:t xml:space="preserve">GPU-compacted (~16×)</w:t>
+            </w:r>
+          </w:p>
+        </w:tc>
+        <w:tc>
+          <w:tcPr/>
+          <w:p>
+            <w:pPr>
+              <w:pStyle w:val="Compact"/>
+              <w:jc w:val="left"/>
+            </w:pPr>
+            <w:r>
+              <w:t xml:space="preserve">same as S2</w:t>
+            </w:r>
+          </w:p>
+        </w:tc>
+      </w:tr>
+      <w:tr>
+        <w:tc>
+          <w:tcPr/>
+          <w:p>
+            <w:pPr>
+              <w:pStyle w:val="Compact"/>
+              <w:jc w:val="left"/>
+            </w:pPr>
+            <w:r>
+              <w:t xml:space="preserve">Per-carve write traffic</w:t>
+            </w:r>
+          </w:p>
+        </w:tc>
+        <w:tc>
+          <w:tcPr/>
+          <w:p>
+            <w:pPr>
+              <w:pStyle w:val="Compact"/>
+              <w:jc w:val="left"/>
+            </w:pPr>
+            <w:r>
+              <w:t xml:space="preserve">whole grid, full footprint</w:t>
+            </w:r>
+          </w:p>
+        </w:tc>
+        <w:tc>
+          <w:tcPr/>
+          <w:p>
+            <w:pPr>
+              <w:pStyle w:val="Compact"/>
+              <w:jc w:val="left"/>
+            </w:pPr>
+            <w:r>
+              <w:t xml:space="preserve">swept-AABB columns, twice (write twin + subtract)</w:t>
+            </w:r>
+          </w:p>
+        </w:tc>
+        <w:tc>
+          <w:tcPr/>
+          <w:p>
+            <w:pPr>
+              <w:pStyle w:val="Compact"/>
+              <w:jc w:val="left"/>
+            </w:pPr>
+            <w:r>
+              <w:t xml:space="preserve">swept-AABB columns, once</w:t>
+            </w:r>
+          </w:p>
+        </w:tc>
+        <w:tc>
+          <w:tcPr/>
+          <w:p>
+            <w:pPr>
+              <w:pStyle w:val="Compact"/>
+              <w:jc w:val="left"/>
+            </w:pPr>
+            <w:r>
+              <w:rPr>
+                <w:bCs/>
+                <w:b/>
+              </w:rPr>
+              <w:t xml:space="preserve">swept tube only</w:t>
+            </w:r>
+            <w:r>
+              <w:t xml:space="preserve"> </w:t>
+            </w:r>
+            <w:r>
+              <w:t xml:space="preserve">— off-band / off-Z columns skipped</w:t>
+            </w:r>
+          </w:p>
+        </w:tc>
+      </w:tr>
+    </w:tbl>
+    <w:p>
+      <w:pPr>
+        <w:pStyle w:val="BodyText"/>
+      </w:pPr>
+      <w:r>
+        <w:t xml:space="preserve">The fusion (S1→S2) is a</w:t>
+      </w:r>
+      <w:r>
+        <w:t xml:space="preserve"> </w:t>
+      </w:r>
+      <w:r>
+        <w:rPr>
+          <w:bCs/>
+          <w:b/>
+        </w:rPr>
+        <w:t xml:space="preserve">memory</w:t>
+      </w:r>
+      <w:r>
+        <w:t xml:space="preserve"> </w:t>
+      </w:r>
+      <w:r>
+        <w:t xml:space="preserve">decision as much as a speed one: the external-buffer baseline needs a</w:t>
+      </w:r>
+      <w:r>
+        <w:t xml:space="preserve"> </w:t>
+      </w:r>
+      <w:r>
+        <w:t xml:space="preserve">full-size 128 MB</w:t>
+      </w:r>
+      <w:r>
+        <w:t xml:space="preserve"> </w:t>
+      </w:r>
+      <w:r>
+        <w:rPr>
+          <w:bCs/>
+          <w:b/>
+        </w:rPr>
+        <w:t xml:space="preserve">twin</w:t>
+      </w:r>
+      <w:r>
+        <w:t xml:space="preserve"> </w:t>
+      </w:r>
+      <w:r>
+        <w:t xml:space="preserve">of the working buffer to hold the materialized swept volume (2× resident), and</w:t>
+      </w:r>
+      <w:r>
+        <w:t xml:space="preserve"> </w:t>
+      </w:r>
+      <w:r>
+        <w:t xml:space="preserve">round-trips the envelope through it, whereas the fused kernel keeps only an O(1) per-column envelope in</w:t>
+      </w:r>
+      <w:r>
+        <w:t xml:space="preserve"> </w:t>
+      </w:r>
+      <w:r>
+        <w:t xml:space="preserve">registers — so it</w:t>
+      </w:r>
+      <w:r>
+        <w:t xml:space="preserve"> </w:t>
+      </w:r>
+      <w:r>
+        <w:rPr>
+          <w:bCs/>
+          <w:b/>
+        </w:rPr>
+        <w:t xml:space="preserve">halves resident memory</w:t>
+      </w:r>
+      <w:r>
+        <w:t xml:space="preserve"> </w:t>
+      </w:r>
+      <w:r>
+        <w:t xml:space="preserve">while also running ≈1.9× faster (§6.1). Phase 1’s memory</w:t>
+      </w:r>
+      <w:r>
+        <w:t xml:space="preserve"> </w:t>
+      </w:r>
+      <w:r>
+        <w:t xml:space="preserve">wins are otherwise</w:t>
+      </w:r>
+      <w:r>
+        <w:t xml:space="preserve"> </w:t>
+      </w:r>
+      <w:r>
+        <w:rPr>
+          <w:bCs/>
+          <w:b/>
+        </w:rPr>
+        <w:t xml:space="preserve">unconditional</w:t>
+      </w:r>
+      <w:r>
+        <w:t xml:space="preserve"> </w:t>
+      </w:r>
+      <w:r>
+        <w:t xml:space="preserve">(in-place single buffer, no per-step 12 MB stock copy, 8 MB</w:t>
+      </w:r>
+      <w:r>
+        <w:t xml:space="preserve"> </w:t>
+      </w:r>
+      <w:r>
+        <w:t xml:space="preserve">compacted read-back); Phase 2 adds a</w:t>
+      </w:r>
+      <w:r>
+        <w:t xml:space="preserve"> </w:t>
+      </w:r>
+      <w:r>
+        <w:rPr>
+          <w:bCs/>
+          <w:b/>
+        </w:rPr>
+        <w:t xml:space="preserve">conditional</w:t>
+      </w:r>
+      <w:r>
+        <w:t xml:space="preserve"> </w:t>
+      </w:r>
+      <w:r>
+        <w:t xml:space="preserve">footprint win tied to spatial locality (§6.2) and a</w:t>
+      </w:r>
+      <w:r>
+        <w:t xml:space="preserve"> </w:t>
+      </w:r>
+      <w:r>
+        <w:rPr>
+          <w:bCs/>
+          <w:b/>
+        </w:rPr>
+        <w:t xml:space="preserve">write-traffic</w:t>
+      </w:r>
+      <w:r>
+        <w:t xml:space="preserve"> </w:t>
+      </w:r>
+      <w:r>
+        <w:t xml:space="preserve">reduction tied to non-axis-aligned / in-air motion (§6.1). Neither phase trades memory</w:t>
+      </w:r>
+      <w:r>
+        <w:t xml:space="preserve"> </w:t>
+      </w:r>
+      <w:r>
+        <w:t xml:space="preserve">for speed: the two move together, because the simulator is bandwidth-bound (§7).</w:t>
       </w:r>
     </w:p>
     <w:p>
@@ -7082,9 +9026,9 @@
         </w:pict>
       </w:r>
     </w:p>
-    <w:bookmarkEnd w:id="70"/>
     <w:bookmarkEnd w:id="71"/>
-    <w:bookmarkStart w:id="72" w:name="discussion"/>
+    <w:bookmarkEnd w:id="72"/>
+    <w:bookmarkStart w:id="73" w:name="discussion"/>
     <w:p>
       <w:pPr>
         <w:pStyle w:val="Heading2"/>
@@ -7108,14 +9052,20 @@
         <w:t xml:space="preserve"> </w:t>
       </w:r>
       <w:r>
-        <w:t xml:space="preserve">Three follow-up experiments, read together, localize it:</w:t>
+        <w:t xml:space="preserve">A design A/B and three follow-up experiments, read</w:t>
+      </w:r>
+      <w:r>
+        <w:t xml:space="preserve"> </w:t>
+      </w:r>
+      <w:r>
+        <w:t xml:space="preserve">together, localize it:</w:t>
       </w:r>
     </w:p>
     <w:p>
       <w:pPr>
         <w:numPr>
           <w:ilvl w:val="0"/>
-          <w:numId w:val="1005"/>
+          <w:numId w:val="1007"/>
         </w:numPr>
         <w:pStyle w:val="Compact"/>
       </w:pPr>
@@ -7124,49 +9074,31 @@
           <w:iCs/>
           <w:i/>
         </w:rPr>
-        <w:t xml:space="preserve">Range-query envelopes (negative).</w:t>
-      </w:r>
-      <w:r>
-        <w:t xml:space="preserve"> </w:t>
-      </w:r>
-      <w:r>
-        <w:t xml:space="preserve">Precomputing per-tool directional Z-envelopes as</w:t>
-      </w:r>
-      <w:r>
-        <w:t xml:space="preserve"> </w:t>
-      </w:r>
-      <w:r>
-        <w:t xml:space="preserve">range-minimum/maximum sparse tables makes the per-column envelope an</w:t>
-      </w:r>
-      <w:r>
-        <w:t xml:space="preserve"> </w:t>
-      </w:r>
-      <w:r>
-        <w:rPr>
-          <w:rStyle w:val="VerbatimChar"/>
-        </w:rPr>
-        <w:t xml:space="preserve">O(1)</w:t>
-      </w:r>
-      <w:r>
-        <w:t xml:space="preserve"> </w:t>
-      </w:r>
-      <w:r>
-        <w:t xml:space="preserve">query instead of an</w:t>
-      </w:r>
-      <w:r>
-        <w:t xml:space="preserve"> </w:t>
-      </w:r>
-      <w:r>
-        <w:rPr>
-          <w:rStyle w:val="VerbatimChar"/>
-        </w:rPr>
-        <w:t xml:space="preserve">O(sub-steps)</w:t>
-      </w:r>
-      <w:r>
-        <w:t xml:space="preserve"> </w:t>
-      </w:r>
-      <w:r>
-        <w:t xml:space="preserve">loop. Implemented exactly, it gave only ~25–30% — because it optimized</w:t>
+        <w:t xml:space="preserve">Fusion vs. an external buffer (positive, §6.1).</w:t>
+      </w:r>
+      <w:r>
+        <w:t xml:space="preserve"> </w:t>
+      </w:r>
+      <w:r>
+        <w:t xml:space="preserve">Materializing the swept volume in a separate</w:t>
+      </w:r>
+      <w:r>
+        <w:t xml:space="preserve"> </w:t>
+      </w:r>
+      <w:r>
+        <w:t xml:space="preserve">full-size buffer and subtracting it in a second pass round-trips the envelope through memory (write the</w:t>
+      </w:r>
+      <w:r>
+        <w:t xml:space="preserve"> </w:t>
+      </w:r>
+      <w:r>
+        <w:t xml:space="preserve">twin, read it back) and doubles the resident set. Fusing the two — envelope on the fly, subtracted in</w:t>
+      </w:r>
+      <w:r>
+        <w:t xml:space="preserve"> </w:t>
+      </w:r>
+      <w:r>
+        <w:t xml:space="preserve">place — removes that traffic and the twin, for ≈1.9× and half the memory. Removing</w:t>
       </w:r>
       <w:r>
         <w:t xml:space="preserve"> </w:t>
@@ -7176,23 +9108,36 @@
           <w:iCs/>
           <w:i/>
         </w:rPr>
+        <w:t xml:space="preserve">memory traffic</w:t>
+      </w:r>
+      <w:r>
+        <w:t xml:space="preserve"> </w:t>
+      </w:r>
+      <w:r>
+        <w:t xml:space="preserve">pays; the swept-envelope</w:t>
+      </w:r>
+      <w:r>
+        <w:t xml:space="preserve"> </w:t>
+      </w:r>
+      <w:r>
+        <w:rPr>
+          <w:iCs/>
+          <w:i/>
+        </w:rPr>
         <w:t xml:space="preserve">compute</w:t>
       </w:r>
       <w:r>
-        <w:t xml:space="preserve">,</w:t>
-      </w:r>
-      <w:r>
-        <w:t xml:space="preserve"> </w:t>
-      </w:r>
-      <w:r>
-        <w:t xml:space="preserve">which is not the bottleneck — and was reverted.</w:t>
+        <w:t xml:space="preserve"> </w:t>
+      </w:r>
+      <w:r>
+        <w:t xml:space="preserve">is identical in both, and it is not where the time goes.</w:t>
       </w:r>
     </w:p>
     <w:p>
       <w:pPr>
         <w:numPr>
           <w:ilvl w:val="0"/>
-          <w:numId w:val="1005"/>
+          <w:numId w:val="1007"/>
         </w:numPr>
         <w:pStyle w:val="Compact"/>
       </w:pPr>
@@ -7201,19 +9146,49 @@
           <w:iCs/>
           <w:i/>
         </w:rPr>
-        <w:t xml:space="preserve">Tube pruning (positive, §3.6).</w:t>
-      </w:r>
-      <w:r>
-        <w:t xml:space="preserve"> </w:t>
-      </w:r>
-      <w:r>
-        <w:t xml:space="preserve">Skipping the write-back of off-band and out-of-Z-range columns</w:t>
-      </w:r>
-      <w:r>
-        <w:t xml:space="preserve"> </w:t>
-      </w:r>
-      <w:r>
-        <w:t xml:space="preserve">attacks</w:t>
+        <w:t xml:space="preserve">Range-query envelopes (negative).</w:t>
+      </w:r>
+      <w:r>
+        <w:t xml:space="preserve"> </w:t>
+      </w:r>
+      <w:r>
+        <w:t xml:space="preserve">Precomputing per-tool directional Z-envelopes as</w:t>
+      </w:r>
+      <w:r>
+        <w:t xml:space="preserve"> </w:t>
+      </w:r>
+      <w:r>
+        <w:t xml:space="preserve">range-minimum/maximum sparse tables makes the per-column envelope an</w:t>
+      </w:r>
+      <w:r>
+        <w:t xml:space="preserve"> </w:t>
+      </w:r>
+      <w:r>
+        <w:rPr>
+          <w:rStyle w:val="VerbatimChar"/>
+        </w:rPr>
+        <w:t xml:space="preserve">O(1)</w:t>
+      </w:r>
+      <w:r>
+        <w:t xml:space="preserve"> </w:t>
+      </w:r>
+      <w:r>
+        <w:t xml:space="preserve">query instead of an</w:t>
+      </w:r>
+      <w:r>
+        <w:t xml:space="preserve"> </w:t>
+      </w:r>
+      <w:r>
+        <w:rPr>
+          <w:rStyle w:val="VerbatimChar"/>
+        </w:rPr>
+        <w:t xml:space="preserve">O(sub-steps)</w:t>
+      </w:r>
+      <w:r>
+        <w:t xml:space="preserve"> </w:t>
+      </w:r>
+      <w:r>
+        <w:t xml:space="preserve">loop. Implemented exactly, it gave only ~25–30% — because it optimized</w:t>
       </w:r>
       <w:r>
         <w:t xml:space="preserve"> </w:t>
@@ -7223,26 +9198,23 @@
           <w:iCs/>
           <w:i/>
         </w:rPr>
-        <w:t xml:space="preserve">memory-write traffic</w:t>
-      </w:r>
-      <w:r>
-        <w:t xml:space="preserve"> </w:t>
-      </w:r>
-      <w:r>
-        <w:t xml:space="preserve">and gives 2.6–7.6× in its regime. This is the complement of the</w:t>
-      </w:r>
-      <w:r>
-        <w:t xml:space="preserve"> </w:t>
-      </w:r>
-      <w:r>
-        <w:t xml:space="preserve">previous result: the lever that pays removes memory traffic, not compute.</w:t>
+        <w:t xml:space="preserve">compute</w:t>
+      </w:r>
+      <w:r>
+        <w:t xml:space="preserve">,</w:t>
+      </w:r>
+      <w:r>
+        <w:t xml:space="preserve"> </w:t>
+      </w:r>
+      <w:r>
+        <w:t xml:space="preserve">which is not the bottleneck — and was reverted.</w:t>
       </w:r>
     </w:p>
     <w:p>
       <w:pPr>
         <w:numPr>
           <w:ilvl w:val="0"/>
-          <w:numId w:val="1005"/>
+          <w:numId w:val="1007"/>
         </w:numPr>
         <w:pStyle w:val="Compact"/>
       </w:pPr>
@@ -7251,13 +9223,19 @@
           <w:iCs/>
           <w:i/>
         </w:rPr>
-        <w:t xml:space="preserve">Oriented tiled dispatch (negative).</w:t>
-      </w:r>
-      <w:r>
-        <w:t xml:space="preserve"> </w:t>
-      </w:r>
-      <w:r>
-        <w:t xml:space="preserve">Tempted to also avoid</w:t>
+        <w:t xml:space="preserve">Tube pruning (positive, §3.6).</w:t>
+      </w:r>
+      <w:r>
+        <w:t xml:space="preserve"> </w:t>
+      </w:r>
+      <w:r>
+        <w:t xml:space="preserve">Skipping the write-back of off-band and out-of-Z-range columns</w:t>
+      </w:r>
+      <w:r>
+        <w:t xml:space="preserve"> </w:t>
+      </w:r>
+      <w:r>
+        <w:t xml:space="preserve">attacks</w:t>
       </w:r>
       <w:r>
         <w:t xml:space="preserve"> </w:t>
@@ -7267,72 +9245,26 @@
           <w:iCs/>
           <w:i/>
         </w:rPr>
-        <w:t xml:space="preserve">launching</w:t>
-      </w:r>
-      <w:r>
-        <w:t xml:space="preserve"> </w:t>
-      </w:r>
-      <w:r>
-        <w:t xml:space="preserve">the off-band threads (each</w:t>
-      </w:r>
-      <w:r>
-        <w:t xml:space="preserve"> </w:t>
-      </w:r>
-      <w:r>
-        <w:t xml:space="preserve">still does a counter read plus the early-out), we tiled the dispatch along the motion so it follows</w:t>
-      </w:r>
-      <w:r>
-        <w:t xml:space="preserve"> </w:t>
-      </w:r>
-      <w:r>
-        <w:t xml:space="preserve">the band. Each tile reuses the full-segment envelope uniforms (so every column is computed</w:t>
-      </w:r>
-      <w:r>
-        <w:t xml:space="preserve"> </w:t>
-      </w:r>
-      <w:r>
-        <w:t xml:space="preserve">identically); adjacent tiles overlap idempotently, separated by a barrier — keeping it bit-exact.</w:t>
-      </w:r>
-      <w:r>
-        <w:t xml:space="preserve"> </w:t>
-      </w:r>
-      <w:r>
-        <w:t xml:space="preserve">The result was ~2×</w:t>
-      </w:r>
-      <w:r>
-        <w:t xml:space="preserve"> </w:t>
-      </w:r>
-      <w:r>
-        <w:rPr>
-          <w:bCs/>
-          <w:b/>
-        </w:rPr>
-        <w:t xml:space="preserve">slower</w:t>
-      </w:r>
-      <w:r>
-        <w:t xml:space="preserve"> </w:t>
-      </w:r>
-      <w:r>
-        <w:t xml:space="preserve">than tube pruning alone: the per-tile barriers serialize the tiles and</w:t>
-      </w:r>
-      <w:r>
-        <w:t xml:space="preserve"> </w:t>
-      </w:r>
-      <w:r>
-        <w:t xml:space="preserve">the joins double-process columns, and that synchronization cost exceeds the thread-launch saving,</w:t>
-      </w:r>
-      <w:r>
-        <w:t xml:space="preserve"> </w:t>
-      </w:r>
-      <w:r>
-        <w:t xml:space="preserve">because tube pruning already made the off-band threads cheap (a read, no write). Reverted.</w:t>
+        <w:t xml:space="preserve">memory-write traffic</w:t>
+      </w:r>
+      <w:r>
+        <w:t xml:space="preserve"> </w:t>
+      </w:r>
+      <w:r>
+        <w:t xml:space="preserve">and gives 2.6–7.6× in its regime. This is the complement of the</w:t>
+      </w:r>
+      <w:r>
+        <w:t xml:space="preserve"> </w:t>
+      </w:r>
+      <w:r>
+        <w:t xml:space="preserve">previous result: the lever that pays removes memory traffic, not compute.</w:t>
       </w:r>
     </w:p>
     <w:p>
       <w:pPr>
         <w:numPr>
           <w:ilvl w:val="0"/>
-          <w:numId w:val="1005"/>
+          <w:numId w:val="1007"/>
         </w:numPr>
         <w:pStyle w:val="Compact"/>
       </w:pPr>
@@ -7341,25 +9273,13 @@
           <w:iCs/>
           <w:i/>
         </w:rPr>
-        <w:t xml:space="preserve">Sparse tiled working-set (footprint, not speed; §6.2).</w:t>
-      </w:r>
-      <w:r>
-        <w:t xml:space="preserve"> </w:t>
-      </w:r>
-      <w:r>
-        <w:t xml:space="preserve">A tiled backend that keeps untouched tiles</w:t>
-      </w:r>
-      <w:r>
-        <w:t xml:space="preserve"> </w:t>
-      </w:r>
-      <w:r>
-        <w:t xml:space="preserve">UNIFORM shrinks the working set to the touched fraction, but the per-carve traffic is bounded by the</w:t>
-      </w:r>
-      <w:r>
-        <w:t xml:space="preserve"> </w:t>
-      </w:r>
-      <w:r>
-        <w:t xml:space="preserve">swept bounding box in either layout, so it only improves access</w:t>
+        <w:t xml:space="preserve">Oriented tiled dispatch (negative).</w:t>
+      </w:r>
+      <w:r>
+        <w:t xml:space="preserve"> </w:t>
+      </w:r>
+      <w:r>
+        <w:t xml:space="preserve">Tempted to also avoid</w:t>
       </w:r>
       <w:r>
         <w:t xml:space="preserve"> </w:t>
@@ -7369,29 +9289,99 @@
           <w:iCs/>
           <w:i/>
         </w:rPr>
-        <w:t xml:space="preserve">locality</w:t>
-      </w:r>
-      <w:r>
-        <w:t xml:space="preserve"> </w:t>
-      </w:r>
-      <w:r>
-        <w:t xml:space="preserve">(~1.1×) and reduces</w:t>
-      </w:r>
-      <w:r>
-        <w:t xml:space="preserve"> </w:t>
-      </w:r>
+        <w:t xml:space="preserve">launching</w:t>
+      </w:r>
+      <w:r>
+        <w:t xml:space="preserve"> </w:t>
+      </w:r>
+      <w:r>
+        <w:t xml:space="preserve">the off-band threads (each</w:t>
+      </w:r>
+      <w:r>
+        <w:t xml:space="preserve"> </w:t>
+      </w:r>
+      <w:r>
+        <w:t xml:space="preserve">still does a counter read plus the early-out), we tiled the dispatch along the motion so it follows</w:t>
+      </w:r>
+      <w:r>
+        <w:t xml:space="preserve"> </w:t>
+      </w:r>
+      <w:r>
+        <w:t xml:space="preserve">the band. Each tile reuses the full-segment envelope uniforms (so every column is computed</w:t>
+      </w:r>
+      <w:r>
+        <w:t xml:space="preserve"> </w:t>
+      </w:r>
+      <w:r>
+        <w:t xml:space="preserve">identically); adjacent tiles overlap idempotently, separated by a barrier — keeping it bit-exact.</w:t>
+      </w:r>
+      <w:r>
+        <w:t xml:space="preserve"> </w:t>
+      </w:r>
+      <w:r>
+        <w:t xml:space="preserve">The result was ~2×</w:t>
+      </w:r>
+      <w:r>
+        <w:t xml:space="preserve"> </w:t>
+      </w:r>
+      <w:r>
+        <w:rPr>
+          <w:bCs/>
+          <w:b/>
+        </w:rPr>
+        <w:t xml:space="preserve">slower</w:t>
+      </w:r>
+      <w:r>
+        <w:t xml:space="preserve"> </w:t>
+      </w:r>
+      <w:r>
+        <w:t xml:space="preserve">than tube pruning alone: the per-tile barriers serialize the tiles and</w:t>
+      </w:r>
+      <w:r>
+        <w:t xml:space="preserve"> </w:t>
+      </w:r>
+      <w:r>
+        <w:t xml:space="preserve">the joins double-process columns, and that synchronization cost exceeds the thread-launch saving,</w:t>
+      </w:r>
+      <w:r>
+        <w:t xml:space="preserve"> </w:t>
+      </w:r>
+      <w:r>
+        <w:t xml:space="preserve">because tube pruning already made the off-band threads cheap (a read, no write). Reverted.</w:t>
+      </w:r>
+    </w:p>
+    <w:p>
+      <w:pPr>
+        <w:numPr>
+          <w:ilvl w:val="0"/>
+          <w:numId w:val="1007"/>
+        </w:numPr>
+        <w:pStyle w:val="Compact"/>
+      </w:pPr>
       <w:r>
         <w:rPr>
           <w:iCs/>
           <w:i/>
         </w:rPr>
-        <w:t xml:space="preserve">footprint</w:t>
-      </w:r>
-      <w:r>
-        <w:t xml:space="preserve"> </w:t>
-      </w:r>
-      <w:r>
-        <w:t xml:space="preserve">conditionally on locality (~15× localized, nothing whole-stock). Working-set</w:t>
+        <w:t xml:space="preserve">Sparse tiled working-set (footprint, not speed; §6.2).</w:t>
+      </w:r>
+      <w:r>
+        <w:t xml:space="preserve"> </w:t>
+      </w:r>
+      <w:r>
+        <w:t xml:space="preserve">A tiled backend that keeps untouched tiles</w:t>
+      </w:r>
+      <w:r>
+        <w:t xml:space="preserve"> </w:t>
+      </w:r>
+      <w:r>
+        <w:t xml:space="preserve">UNIFORM shrinks the working set to the touched fraction, but the per-carve traffic is bounded by the</w:t>
+      </w:r>
+      <w:r>
+        <w:t xml:space="preserve"> </w:t>
+      </w:r>
+      <w:r>
+        <w:t xml:space="preserve">swept bounding box in either layout, so it only improves access</w:t>
       </w:r>
       <w:r>
         <w:t xml:space="preserve"> </w:t>
@@ -7401,40 +9391,13 @@
           <w:iCs/>
           <w:i/>
         </w:rPr>
-        <w:t xml:space="preserve">size</w:t>
-      </w:r>
-      <w:r>
-        <w:t xml:space="preserve"> </w:t>
-      </w:r>
-      <w:r>
-        <w:t xml:space="preserve">is a</w:t>
-      </w:r>
-      <w:r>
-        <w:t xml:space="preserve"> </w:t>
-      </w:r>
-      <w:r>
-        <w:t xml:space="preserve">memory/scale lever, not a bandwidth one.</w:t>
-      </w:r>
-    </w:p>
-    <w:p>
-      <w:pPr>
-        <w:pStyle w:val="FirstParagraph"/>
-      </w:pPr>
-      <w:r>
-        <w:t xml:space="preserve">The pattern is consistent — a</w:t>
-      </w:r>
-      <w:r>
-        <w:t xml:space="preserve"> </w:t>
-      </w:r>
-      <w:r>
-        <w:rPr>
-          <w:bCs/>
-          <w:b/>
-        </w:rPr>
-        <w:t xml:space="preserve">map of the bottleneck</w:t>
-      </w:r>
-      <w:r>
-        <w:t xml:space="preserve">. Attacking</w:t>
+        <w:t xml:space="preserve">locality</w:t>
+      </w:r>
+      <w:r>
+        <w:t xml:space="preserve"> </w:t>
+      </w:r>
+      <w:r>
+        <w:t xml:space="preserve">(~1.1×) and reduces</w:t>
       </w:r>
       <w:r>
         <w:t xml:space="preserve"> </w:t>
@@ -7444,13 +9407,13 @@
           <w:iCs/>
           <w:i/>
         </w:rPr>
-        <w:t xml:space="preserve">compute</w:t>
-      </w:r>
-      <w:r>
-        <w:t xml:space="preserve"> </w:t>
-      </w:r>
-      <w:r>
-        <w:t xml:space="preserve">(RMQ),</w:t>
+        <w:t xml:space="preserve">footprint</w:t>
+      </w:r>
+      <w:r>
+        <w:t xml:space="preserve"> </w:t>
+      </w:r>
+      <w:r>
+        <w:t xml:space="preserve">conditionally on locality (~15× localized, nothing whole-stock). Working-set</w:t>
       </w:r>
       <w:r>
         <w:t xml:space="preserve"> </w:t>
@@ -7460,13 +9423,58 @@
           <w:iCs/>
           <w:i/>
         </w:rPr>
-        <w:t xml:space="preserve">launched-thread</w:t>
+        <w:t xml:space="preserve">size</w:t>
+      </w:r>
+      <w:r>
+        <w:t xml:space="preserve"> </w:t>
+      </w:r>
+      <w:r>
+        <w:t xml:space="preserve">is a</w:t>
+      </w:r>
+      <w:r>
+        <w:t xml:space="preserve"> </w:t>
+      </w:r>
+      <w:r>
+        <w:t xml:space="preserve">memory/scale lever, not a bandwidth one.</w:t>
+      </w:r>
+    </w:p>
+    <w:p>
+      <w:pPr>
+        <w:pStyle w:val="FirstParagraph"/>
+      </w:pPr>
+      <w:r>
+        <w:t xml:space="preserve">The pattern is consistent — a</w:t>
+      </w:r>
+      <w:r>
+        <w:t xml:space="preserve"> </w:t>
+      </w:r>
+      <w:r>
+        <w:rPr>
+          <w:bCs/>
+          <w:b/>
+        </w:rPr>
+        <w:t xml:space="preserve">map of the bottleneck</w:t>
+      </w:r>
+      <w:r>
+        <w:t xml:space="preserve">. Attacking</w:t>
+      </w:r>
+      <w:r>
+        <w:t xml:space="preserve"> </w:t>
       </w:r>
       <w:r>
         <w:rPr>
           <w:iCs/>
           <w:i/>
         </w:rPr>
+        <w:t xml:space="preserve">compute</w:t>
+      </w:r>
+      <w:r>
+        <w:t xml:space="preserve"> </w:t>
+      </w:r>
+      <w:r>
+        <w:t xml:space="preserve">(RMQ),</w:t>
+      </w:r>
+      <w:r>
         <w:t xml:space="preserve"> </w:t>
       </w:r>
       <w:r>
@@ -7474,37 +9482,13 @@
           <w:iCs/>
           <w:i/>
         </w:rPr>
-        <w:t xml:space="preserve">count</w:t>
-      </w:r>
-      <w:r>
-        <w:t xml:space="preserve"> </w:t>
-      </w:r>
-      <w:r>
-        <w:t xml:space="preserve">(tiled dispatch) or</w:t>
-      </w:r>
-      <w:r>
-        <w:t xml:space="preserve"> </w:t>
+        <w:t xml:space="preserve">launched-thread</w:t>
       </w:r>
       <w:r>
         <w:rPr>
           <w:iCs/>
           <w:i/>
         </w:rPr>
-        <w:t xml:space="preserve">working-set size</w:t>
-      </w:r>
-      <w:r>
-        <w:t xml:space="preserve"> </w:t>
-      </w:r>
-      <w:r>
-        <w:t xml:space="preserve">(sparse tiling) yields diminishing, negative or</w:t>
-      </w:r>
-      <w:r>
-        <w:t xml:space="preserve"> </w:t>
-      </w:r>
-      <w:r>
-        <w:t xml:space="preserve">footprint-only returns; attacking</w:t>
-      </w:r>
-      <w:r>
         <w:t xml:space="preserve"> </w:t>
       </w:r>
       <w:r>
@@ -7512,19 +9496,111 @@
           <w:iCs/>
           <w:i/>
         </w:rPr>
-        <w:t xml:space="preserve">memory-write traffic on the over-dispatched bounding box</w:t>
-      </w:r>
-      <w:r>
-        <w:t xml:space="preserve"> </w:t>
-      </w:r>
-      <w:r>
-        <w:t xml:space="preserve">(tube</w:t>
-      </w:r>
-      <w:r>
-        <w:t xml:space="preserve"> </w:t>
-      </w:r>
-      <w:r>
-        <w:t xml:space="preserve">pruning + in-air skip) is the only lever that breaks the ceiling. The simulator is</w:t>
+        <w:t xml:space="preserve">count</w:t>
+      </w:r>
+      <w:r>
+        <w:t xml:space="preserve"> </w:t>
+      </w:r>
+      <w:r>
+        <w:t xml:space="preserve">(tiled dispatch) or</w:t>
+      </w:r>
+      <w:r>
+        <w:t xml:space="preserve"> </w:t>
+      </w:r>
+      <w:r>
+        <w:rPr>
+          <w:iCs/>
+          <w:i/>
+        </w:rPr>
+        <w:t xml:space="preserve">working-set size</w:t>
+      </w:r>
+      <w:r>
+        <w:t xml:space="preserve"> </w:t>
+      </w:r>
+      <w:r>
+        <w:t xml:space="preserve">(sparse tiling) yields diminishing, negative or</w:t>
+      </w:r>
+      <w:r>
+        <w:t xml:space="preserve"> </w:t>
+      </w:r>
+      <w:r>
+        <w:t xml:space="preserve">footprint-only returns; the two levers that pay both remove</w:t>
+      </w:r>
+      <w:r>
+        <w:t xml:space="preserve"> </w:t>
+      </w:r>
+      <w:r>
+        <w:rPr>
+          <w:iCs/>
+          <w:i/>
+        </w:rPr>
+        <w:t xml:space="preserve">memory traffic on the over-dispatched</w:t>
+      </w:r>
+      <w:r>
+        <w:rPr>
+          <w:iCs/>
+          <w:i/>
+        </w:rPr>
+        <w:t xml:space="preserve"> </w:t>
+      </w:r>
+      <w:r>
+        <w:rPr>
+          <w:iCs/>
+          <w:i/>
+        </w:rPr>
+        <w:t xml:space="preserve">bounding box</w:t>
+      </w:r>
+      <w:r>
+        <w:t xml:space="preserve"> </w:t>
+      </w:r>
+      <w:r>
+        <w:t xml:space="preserve">—</w:t>
+      </w:r>
+      <w:r>
+        <w:t xml:space="preserve"> </w:t>
+      </w:r>
+      <w:r>
+        <w:rPr>
+          <w:bCs/>
+          <w:b/>
+        </w:rPr>
+        <w:t xml:space="preserve">fusing away the swept-volume round-trip</w:t>
+      </w:r>
+      <w:r>
+        <w:t xml:space="preserve"> </w:t>
+      </w:r>
+      <w:r>
+        <w:t xml:space="preserve">(S1→S2, always) and</w:t>
+      </w:r>
+      <w:r>
+        <w:t xml:space="preserve"> </w:t>
+      </w:r>
+      <w:r>
+        <w:rPr>
+          <w:bCs/>
+          <w:b/>
+        </w:rPr>
+        <w:t xml:space="preserve">tube pruning + in-air</w:t>
+      </w:r>
+      <w:r>
+        <w:rPr>
+          <w:bCs/>
+          <w:b/>
+        </w:rPr>
+        <w:t xml:space="preserve"> </w:t>
+      </w:r>
+      <w:r>
+        <w:rPr>
+          <w:bCs/>
+          <w:b/>
+        </w:rPr>
+        <w:t xml:space="preserve">skip</w:t>
+      </w:r>
+      <w:r>
+        <w:t xml:space="preserve"> </w:t>
+      </w:r>
+      <w:r>
+        <w:t xml:space="preserve">the off-band/off-Z write-back (S2→S3, where the dispatch over-covers). The simulator is</w:t>
       </w:r>
       <w:r>
         <w:t xml:space="preserve"> </w:t>
@@ -7550,6 +9626,419 @@
       </w:r>
       <w:r>
         <w:t xml:space="preserve">per-segment host overhead is not the limit.</w:t>
+      </w:r>
+    </w:p>
+    <w:p>
+      <w:pPr>
+        <w:pStyle w:val="BodyText"/>
+      </w:pPr>
+      <w:r>
+        <w:rPr>
+          <w:bCs/>
+          <w:b/>
+        </w:rPr>
+        <w:t xml:space="preserve">Portability and the roofline argument.</w:t>
+      </w:r>
+      <w:r>
+        <w:t xml:space="preserve"> </w:t>
+      </w:r>
+      <w:r>
+        <w:t xml:space="preserve">All measurements here are on one integrated GPU, which</w:t>
+      </w:r>
+      <w:r>
+        <w:t xml:space="preserve"> </w:t>
+      </w:r>
+      <w:r>
+        <w:t xml:space="preserve">invites the question of whether the findings are hardware-specific. They are not, and the reason is</w:t>
+      </w:r>
+      <w:r>
+        <w:t xml:space="preserve"> </w:t>
+      </w:r>
+      <w:r>
+        <w:t xml:space="preserve">structural rather than empirical. The per-column merge moves on the order of 128–256 bytes per active</w:t>
+      </w:r>
+      <w:r>
+        <w:t xml:space="preserve"> </w:t>
+      </w:r>
+      <w:r>
+        <w:t xml:space="preserve">column — it rewrites all</w:t>
+      </w:r>
+      <w:r>
+        <w:t xml:space="preserve"> </w:t>
+      </w:r>
+      <w:r>
+        <w:rPr>
+          <w:rStyle w:val="VerbatimChar"/>
+        </w:rPr>
+        <w:t xml:space="preserve">MAX_TRANSITIONS = 32</w:t>
+      </w:r>
+      <w:r>
+        <w:t xml:space="preserve"> </w:t>
+      </w:r>
+      <w:r>
+        <w:t xml:space="preserve">slots and reads a comparable number — while performing</w:t>
+      </w:r>
+      <w:r>
+        <w:t xml:space="preserve"> </w:t>
+      </w:r>
+      <w:r>
+        <w:t xml:space="preserve">only a few integer comparisons per 4-byte transition: an</w:t>
+      </w:r>
+      <w:r>
+        <w:t xml:space="preserve"> </w:t>
+      </w:r>
+      <w:r>
+        <w:rPr>
+          <w:bCs/>
+          <w:b/>
+        </w:rPr>
+        <w:t xml:space="preserve">arithmetic intensity well below 1 op/byte</w:t>
+      </w:r>
+      <w:r>
+        <w:t xml:space="preserve">,</w:t>
+      </w:r>
+      <w:r>
+        <w:t xml:space="preserve"> </w:t>
+      </w:r>
+      <w:r>
+        <w:t xml:space="preserve">one to three orders of magnitude under the ridge point of any modern GPU roofline. A kernel this far</w:t>
+      </w:r>
+      <w:r>
+        <w:t xml:space="preserve"> </w:t>
+      </w:r>
+      <w:r>
+        <w:t xml:space="preserve">into the memory-bound regime is memory-bound on</w:t>
+      </w:r>
+      <w:r>
+        <w:t xml:space="preserve"> </w:t>
+      </w:r>
+      <w:r>
+        <w:rPr>
+          <w:iCs/>
+          <w:i/>
+        </w:rPr>
+        <w:t xml:space="preserve">every</w:t>
+      </w:r>
+      <w:r>
+        <w:t xml:space="preserve"> </w:t>
+      </w:r>
+      <w:r>
+        <w:t xml:space="preserve">GPU; and because discrete NVIDIA parts carry a</w:t>
+      </w:r>
+      <w:r>
+        <w:t xml:space="preserve"> </w:t>
+      </w:r>
+      <w:r>
+        <w:rPr>
+          <w:iCs/>
+          <w:i/>
+        </w:rPr>
+        <w:t xml:space="preserve">higher</w:t>
+      </w:r>
+      <w:r>
+        <w:t xml:space="preserve"> </w:t>
+      </w:r>
+      <w:r>
+        <w:t xml:space="preserve">compute-to-bandwidth ratio than an integrated Intel GPU, the diagnosis becomes</w:t>
+      </w:r>
+      <w:r>
+        <w:t xml:space="preserve"> </w:t>
+      </w:r>
+      <w:r>
+        <w:rPr>
+          <w:bCs/>
+          <w:b/>
+        </w:rPr>
+        <w:t xml:space="preserve">more</w:t>
+      </w:r>
+      <w:r>
+        <w:t xml:space="preserve"> </w:t>
+      </w:r>
+      <w:r>
+        <w:t xml:space="preserve">true</w:t>
+      </w:r>
+      <w:r>
+        <w:t xml:space="preserve"> </w:t>
+      </w:r>
+      <w:r>
+        <w:t xml:space="preserve">there, not less. The load-bearing claims are therefore architecture-invariant: the representation, the</w:t>
+      </w:r>
+      <w:r>
+        <w:t xml:space="preserve"> </w:t>
+      </w:r>
+      <w:r>
+        <w:t xml:space="preserve">bit-exactness argument, the</w:t>
+      </w:r>
+      <w:r>
+        <w:t xml:space="preserve"> </w:t>
+      </w:r>
+      <w:r>
+        <w:t xml:space="preserve">“</w:t>
+      </w:r>
+      <w:r>
+        <w:t xml:space="preserve">carving is a memory-movement problem</w:t>
+      </w:r>
+      <w:r>
+        <w:t xml:space="preserve">”</w:t>
+      </w:r>
+      <w:r>
+        <w:t xml:space="preserve"> </w:t>
+      </w:r>
+      <w:r>
+        <w:t xml:space="preserve">thesis, and the</w:t>
+      </w:r>
+      <w:r>
+        <w:t xml:space="preserve"> </w:t>
+      </w:r>
+      <w:r>
+        <w:rPr>
+          <w:iCs/>
+          <w:i/>
+        </w:rPr>
+        <w:t xml:space="preserve">geometric</w:t>
+      </w:r>
+      <w:r>
+        <w:t xml:space="preserve"> </w:t>
+      </w:r>
+      <w:r>
+        <w:t xml:space="preserve">workload</w:t>
+      </w:r>
+      <w:r>
+        <w:t xml:space="preserve"> </w:t>
+      </w:r>
+      <w:r>
+        <w:t xml:space="preserve">dependence of tube pruning (a function of the AABB-to-swept-band ratio, not the silicon) all transfer</w:t>
+      </w:r>
+      <w:r>
+        <w:t xml:space="preserve"> </w:t>
+      </w:r>
+      <w:r>
+        <w:t xml:space="preserve">unchanged. The pipeline also uses only portable compute primitives (SSBOs,</w:t>
+      </w:r>
+      <w:r>
+        <w:t xml:space="preserve"> </w:t>
+      </w:r>
+      <w:r>
+        <w:rPr>
+          <w:rStyle w:val="VerbatimChar"/>
+        </w:rPr>
+        <w:t xml:space="preserve">std430</w:t>
+      </w:r>
+      <w:r>
+        <w:t xml:space="preserve">, dispatch, a storage</w:t>
+      </w:r>
+      <w:r>
+        <w:t xml:space="preserve"> </w:t>
+      </w:r>
+      <w:r>
+        <w:t xml:space="preserve">barrier) — no subgroup intrinsics, tensor or ray-tracing cores — so a Vulkan or CUDA port is a direct</w:t>
+      </w:r>
+      <w:r>
+        <w:t xml:space="preserve"> </w:t>
+      </w:r>
+      <w:r>
+        <w:t xml:space="preserve">transliteration of the same kernel.</w:t>
+      </w:r>
+    </w:p>
+    <w:p>
+      <w:pPr>
+        <w:pStyle w:val="BodyText"/>
+      </w:pPr>
+      <w:r>
+        <w:t xml:space="preserve">A faster or discrete GPU changes</w:t>
+      </w:r>
+      <w:r>
+        <w:t xml:space="preserve"> </w:t>
+      </w:r>
+      <w:r>
+        <w:rPr>
+          <w:iCs/>
+          <w:i/>
+        </w:rPr>
+        <w:t xml:space="preserve">magnitudes</w:t>
+      </w:r>
+      <w:r>
+        <w:t xml:space="preserve">, not directions. Absolute carve times fall with bandwidth</w:t>
+      </w:r>
+      <w:r>
+        <w:t xml:space="preserve"> </w:t>
+      </w:r>
+      <w:r>
+        <w:t xml:space="preserve">while the kernel stays bandwidth-bound; the fusion and pruning ratios shift because their</w:t>
+      </w:r>
+      <w:r>
+        <w:t xml:space="preserve"> </w:t>
+      </w:r>
+      <w:r>
+        <w:rPr>
+          <w:bCs/>
+          <w:b/>
+        </w:rPr>
+        <w:t xml:space="preserve">fixed</w:t>
+      </w:r>
+      <w:r>
+        <w:t xml:space="preserve"> </w:t>
+      </w:r>
+      <w:r>
+        <w:t xml:space="preserve">components (an extra pass and a barrier for fusion; a per-column branch for pruning) scale differently</w:t>
+      </w:r>
+      <w:r>
+        <w:t xml:space="preserve"> </w:t>
+      </w:r>
+      <w:r>
+        <w:t xml:space="preserve">from the traffic they save — the fusion win is already largest where the carve is cheapest, and that</w:t>
+      </w:r>
+      <w:r>
+        <w:t xml:space="preserve"> </w:t>
+      </w:r>
+      <w:r>
+        <w:t xml:space="preserve">fixed-cost fraction only grows as traffic gets faster. One optimization would become</w:t>
+      </w:r>
+      <w:r>
+        <w:t xml:space="preserve"> </w:t>
+      </w:r>
+      <w:r>
+        <w:rPr>
+          <w:bCs/>
+          <w:b/>
+        </w:rPr>
+        <w:t xml:space="preserve">more</w:t>
+      </w:r>
+      <w:r>
+        <w:t xml:space="preserve"> </w:t>
+      </w:r>
+      <w:r>
+        <w:t xml:space="preserve">valuable</w:t>
+      </w:r>
+      <w:r>
+        <w:t xml:space="preserve"> </w:t>
+      </w:r>
+      <w:r>
+        <w:t xml:space="preserve">off the iGPU: the GPU-side read-back compaction (128 MB → 8 MB), because on a discrete card the read-back</w:t>
+      </w:r>
+      <w:r>
+        <w:t xml:space="preserve"> </w:t>
+      </w:r>
+      <w:r>
+        <w:t xml:space="preserve">crosses PCIe (~16–32 GB/s), where the full unpacked buffer alone would cost several milliseconds.</w:t>
+      </w:r>
+    </w:p>
+    <w:p>
+      <w:pPr>
+        <w:pStyle w:val="BodyText"/>
+      </w:pPr>
+      <w:r>
+        <w:t xml:space="preserve">Two caveats are genuinely API- or occupancy-specific and would warrant re-measurement — none of them</w:t>
+      </w:r>
+      <w:r>
+        <w:t xml:space="preserve"> </w:t>
+      </w:r>
+      <w:r>
+        <w:t xml:space="preserve">touching the central result. First, the</w:t>
+      </w:r>
+      <w:r>
+        <w:t xml:space="preserve"> </w:t>
+      </w:r>
+      <w:r>
+        <w:rPr>
+          <w:iCs/>
+          <w:i/>
+        </w:rPr>
+        <w:t xml:space="preserve">oriented tiled dispatch</w:t>
+      </w:r>
+      <w:r>
+        <w:t xml:space="preserve"> </w:t>
+      </w:r>
+      <w:r>
+        <w:t xml:space="preserve">negative result is partly a statement</w:t>
+      </w:r>
+      <w:r>
+        <w:t xml:space="preserve"> </w:t>
+      </w:r>
+      <w:r>
+        <w:t xml:space="preserve">about OpenGL’s coarse</w:t>
+      </w:r>
+      <w:r>
+        <w:t xml:space="preserve"> </w:t>
+      </w:r>
+      <w:r>
+        <w:rPr>
+          <w:rStyle w:val="VerbatimChar"/>
+        </w:rPr>
+        <w:t xml:space="preserve">glMemoryBarrier</w:t>
+      </w:r>
+      <w:r>
+        <w:t xml:space="preserve"> </w:t>
+      </w:r>
+      <w:r>
+        <w:t xml:space="preserve">and dispatch model: CUDA and Vulkan expose finer synchronization</w:t>
+      </w:r>
+      <w:r>
+        <w:t xml:space="preserve"> </w:t>
+      </w:r>
+      <w:r>
+        <w:t xml:space="preserve">(timeline semaphores, cooperative groups, persistent kernels, dynamic parallelism) that could avoid the</w:t>
+      </w:r>
+      <w:r>
+        <w:t xml:space="preserve"> </w:t>
+      </w:r>
+      <w:r>
+        <w:t xml:space="preserve">barrier serialization that sank it, so that reverted idea may be worth revisiting on those APIs. Second,</w:t>
+      </w:r>
+      <w:r>
+        <w:t xml:space="preserve"> </w:t>
+      </w:r>
+      <w:r>
+        <w:t xml:space="preserve">the per-thread</w:t>
+      </w:r>
+      <w:r>
+        <w:t xml:space="preserve"> </w:t>
+      </w:r>
+      <w:r>
+        <w:rPr>
+          <w:rStyle w:val="VerbatimChar"/>
+        </w:rPr>
+        <w:t xml:space="preserve">localOut[64]</w:t>
+      </w:r>
+      <w:r>
+        <w:t xml:space="preserve"> </w:t>
+      </w:r>
+      <w:r>
+        <w:t xml:space="preserve">scratch (256 B) and the branchy sub-step loop interact with the register</w:t>
+      </w:r>
+      <w:r>
+        <w:t xml:space="preserve"> </w:t>
+      </w:r>
+      <w:r>
+        <w:t xml:space="preserve">file and 32-wide warps: register spilling or warp divergence could move the fine ratios, and the large</w:t>
+      </w:r>
+      <w:r>
+        <w:t xml:space="preserve"> </w:t>
+      </w:r>
+      <w:r>
+        <w:t xml:space="preserve">L2 caches of recent discrete GPUs (tens of MB) might hold more of the active bounding box, plausibly</w:t>
+      </w:r>
+      <w:r>
+        <w:t xml:space="preserve"> </w:t>
+      </w:r>
+      <w:r>
+        <w:rPr>
+          <w:iCs/>
+          <w:i/>
+        </w:rPr>
+        <w:t xml:space="preserve">increasing</w:t>
+      </w:r>
+      <w:r>
+        <w:t xml:space="preserve"> </w:t>
+      </w:r>
+      <w:r>
+        <w:t xml:space="preserve">the sparse-tiling locality benefit. These set the agenda for a cross-hardware study; they</w:t>
+      </w:r>
+      <w:r>
+        <w:t xml:space="preserve"> </w:t>
+      </w:r>
+      <w:r>
+        <w:t xml:space="preserve">do not change which lever breaks the ceiling.</w:t>
       </w:r>
     </w:p>
     <w:p>
@@ -7702,8 +10191,8 @@
         </w:pict>
       </w:r>
     </w:p>
-    <w:bookmarkEnd w:id="72"/>
-    <w:bookmarkStart w:id="73" w:name="conclusions"/>
+    <w:bookmarkEnd w:id="73"/>
+    <w:bookmarkStart w:id="74" w:name="conclusions"/>
     <w:p>
       <w:pPr>
         <w:pStyle w:val="Heading2"/>
@@ -7810,8 +10299,8 @@
         </w:pict>
       </w:r>
     </w:p>
-    <w:bookmarkEnd w:id="73"/>
-    <w:bookmarkStart w:id="74" w:name="appendix-a.-terminology"/>
+    <w:bookmarkEnd w:id="74"/>
+    <w:bookmarkStart w:id="75" w:name="appendix-a.-terminology"/>
     <w:p>
       <w:pPr>
         <w:pStyle w:val="Heading2"/>
@@ -8830,8 +11319,8 @@
         </w:pict>
       </w:r>
     </w:p>
-    <w:bookmarkEnd w:id="74"/>
-    <w:bookmarkStart w:id="75" w:name="references"/>
+    <w:bookmarkEnd w:id="75"/>
+    <w:bookmarkStart w:id="76" w:name="references"/>
     <w:p>
       <w:pPr>
         <w:pStyle w:val="Heading2"/>
@@ -8844,7 +11333,7 @@
       <w:pPr>
         <w:numPr>
           <w:ilvl w:val="0"/>
-          <w:numId w:val="1006"/>
+          <w:numId w:val="1008"/>
         </w:numPr>
         <w:pStyle w:val="Compact"/>
       </w:pPr>
@@ -8878,7 +11367,7 @@
       <w:pPr>
         <w:numPr>
           <w:ilvl w:val="0"/>
-          <w:numId w:val="1006"/>
+          <w:numId w:val="1008"/>
         </w:numPr>
         <w:pStyle w:val="Compact"/>
       </w:pPr>
@@ -8926,7 +11415,7 @@
       <w:pPr>
         <w:numPr>
           <w:ilvl w:val="0"/>
-          <w:numId w:val="1006"/>
+          <w:numId w:val="1008"/>
         </w:numPr>
         <w:pStyle w:val="Compact"/>
       </w:pPr>
@@ -8974,7 +11463,7 @@
       <w:pPr>
         <w:numPr>
           <w:ilvl w:val="0"/>
-          <w:numId w:val="1006"/>
+          <w:numId w:val="1008"/>
         </w:numPr>
         <w:pStyle w:val="Compact"/>
       </w:pPr>
@@ -9022,7 +11511,7 @@
       <w:pPr>
         <w:numPr>
           <w:ilvl w:val="0"/>
-          <w:numId w:val="1006"/>
+          <w:numId w:val="1008"/>
         </w:numPr>
         <w:pStyle w:val="Compact"/>
       </w:pPr>
@@ -9064,7 +11553,7 @@
       <w:pPr>
         <w:numPr>
           <w:ilvl w:val="0"/>
-          <w:numId w:val="1006"/>
+          <w:numId w:val="1008"/>
         </w:numPr>
         <w:pStyle w:val="Compact"/>
       </w:pPr>
@@ -9106,7 +11595,7 @@
       <w:pPr>
         <w:numPr>
           <w:ilvl w:val="0"/>
-          <w:numId w:val="1006"/>
+          <w:numId w:val="1008"/>
         </w:numPr>
         <w:pStyle w:val="Compact"/>
       </w:pPr>
@@ -9148,7 +11637,7 @@
       <w:pPr>
         <w:numPr>
           <w:ilvl w:val="0"/>
-          <w:numId w:val="1006"/>
+          <w:numId w:val="1008"/>
         </w:numPr>
         <w:pStyle w:val="Compact"/>
       </w:pPr>
@@ -9176,7 +11665,7 @@
       <w:pPr>
         <w:numPr>
           <w:ilvl w:val="0"/>
-          <w:numId w:val="1006"/>
+          <w:numId w:val="1008"/>
         </w:numPr>
         <w:pStyle w:val="Compact"/>
       </w:pPr>
@@ -9200,7 +11689,7 @@
         <w:t xml:space="preserve">Computer Graphics Forum, 27(8):2028–2039, 2008.</w:t>
       </w:r>
     </w:p>
-    <w:bookmarkEnd w:id="75"/>
+    <w:bookmarkEnd w:id="76"/>
     <w:sectPr/>
   </w:body>
 </w:document>
@@ -9478,6 +11967,9 @@
     <w:abstractNumId w:val="991"/>
   </w:num>
   <w:num w:numId="1003">
+    <w:abstractNumId w:val="991"/>
+  </w:num>
+  <w:num w:numId="1004">
     <w:abstractNumId w:val="99411"/>
     <w:lvlOverride w:ilvl="0">
       <w:startOverride w:val="1"/>
@@ -9507,13 +11999,16 @@
       <w:startOverride w:val="1"/>
     </w:lvlOverride>
   </w:num>
-  <w:num w:numId="1004">
-    <w:abstractNumId w:val="991"/>
-  </w:num>
   <w:num w:numId="1005">
     <w:abstractNumId w:val="991"/>
   </w:num>
   <w:num w:numId="1006">
+    <w:abstractNumId w:val="991"/>
+  </w:num>
+  <w:num w:numId="1007">
+    <w:abstractNumId w:val="991"/>
+  </w:num>
+  <w:num w:numId="1008">
     <w:abstractNumId w:val="99411"/>
     <w:lvlOverride w:ilvl="0">
       <w:startOverride w:val="1"/>
